--- a/PlanetBase模拟赛Ⅰ/贸易/贸易.docx
+++ b/PlanetBase模拟赛Ⅰ/贸易/贸易.docx
@@ -24,7 +24,20 @@
           <w:szCs w:val="21"/>
           <w:lang w:val="en-US" w:eastAsia="zh-CN"/>
         </w:rPr>
-        <w:t>128MB,1S,</w:t>
+        <w:t>512MB,2</w:t>
+      </w:r>
+      <w:bookmarkStart w:id="6" w:name="_GoBack"/>
+      <w:bookmarkEnd w:id="6"/>
+      <w:r>
+        <w:rPr>
+          <w:rFonts w:hint="eastAsia"/>
+          <w:b/>
+          <w:bCs/>
+          <w:sz w:val="21"/>
+          <w:szCs w:val="21"/>
+          <w:lang w:val="en-US" w:eastAsia="zh-CN"/>
+        </w:rPr>
+        <w:t>S,</w:t>
       </w:r>
       <w:r>
         <w:rPr>
@@ -105,35 +118,55 @@
         <w:ind w:firstLine="420" w:firstLineChars="0"/>
         <w:jc w:val="both"/>
         <w:rPr>
-          <w:rFonts w:hint="eastAsia"/>
+          <w:rFonts w:hint="eastAsia" w:eastAsiaTheme="minorEastAsia"/>
+          <w:b w:val="0"/>
+          <w:bCs w:val="0"/>
+          <w:sz w:val="24"/>
+          <w:szCs w:val="24"/>
+          <w:lang w:val="en-US" w:eastAsia="zh-CN"/>
+        </w:rPr>
+      </w:pPr>
+      <w:bookmarkStart w:id="2" w:name="OLE_LINK2"/>
+      <w:r>
+        <w:rPr>
+          <w:rFonts w:hint="default"/>
           <w:b w:val="0"/>
           <w:bCs w:val="0"/>
           <w:sz w:val="24"/>
           <w:szCs w:val="24"/>
           <w:lang w:eastAsia="zh-CN"/>
         </w:rPr>
-      </w:pPr>
-      <w:bookmarkStart w:id="2" w:name="OLE_LINK2"/>
-      <w:r>
-        <w:rPr>
-          <w:rFonts w:hint="default"/>
+        <w:t>在经历了开局的人口稀少，到初期的资源匮乏之后，火星殖民地菊家村的发展终于步入正轨，机智的未来科技有限公司董事长王老菊制定了一系列货物生产计划</w:t>
+      </w:r>
+      <w:r>
+        <w:rPr>
+          <w:rFonts w:hint="eastAsia"/>
           <w:b w:val="0"/>
           <w:bCs w:val="0"/>
           <w:sz w:val="24"/>
           <w:szCs w:val="24"/>
           <w:lang w:eastAsia="zh-CN"/>
         </w:rPr>
-        <w:t>在经历了开局的人口稀少，到初期的资源匮乏之后，火星殖民地菊家村的发展终于步入正轨，机智的未来科技有限公司董事长王老菊制定了一系列货物生产计划。</w:t>
-      </w:r>
-      <w:bookmarkStart w:id="6" w:name="_GoBack"/>
-      <w:bookmarkEnd w:id="6"/>
+        <w:t>，计划包括</w:t>
+      </w:r>
+      <w:r>
+        <w:rPr>
+          <w:rFonts w:hint="eastAsia"/>
+          <w:b w:val="0"/>
+          <w:bCs w:val="0"/>
+          <w:sz w:val="24"/>
+          <w:szCs w:val="24"/>
+          <w:lang w:val="en-US" w:eastAsia="zh-CN"/>
+        </w:rPr>
+        <w:t>N天（编号1到N），期间会生产至多M种货物（编号1到M），每个货物有一个初始价格vi，一个初始生产量pi。第i天能够出售至多Ki（任何&lt;= Ki 的非负整数均可以）个货物，未出售的货物会保留，每天开始时会有Qi个事件发生，事件包括修改某个货物的产量为pi，修改某个货物的价格为vi。由于开启对外贸易的同时会有入侵者到来的可能，需要提前做好准备，所以董事长想知道从1到M天开始贸易直到第M天结束分别最多能过获得多少收益。</w:t>
+      </w:r>
     </w:p>
     <w:p>
       <w:pPr>
         <w:ind w:firstLine="420" w:firstLineChars="0"/>
         <w:jc w:val="both"/>
         <w:rPr>
-          <w:rFonts w:hint="eastAsia"/>
+          <w:rFonts w:hint="eastAsia" w:eastAsiaTheme="minorEastAsia"/>
           <w:b w:val="0"/>
           <w:bCs w:val="0"/>
           <w:sz w:val="24"/>
@@ -182,6 +215,147 @@
         </w:rPr>
       </w:pPr>
       <w:bookmarkStart w:id="3" w:name="OLE_LINK4"/>
+      <w:r>
+        <w:rPr>
+          <w:rFonts w:hint="eastAsia"/>
+          <w:b w:val="0"/>
+          <w:bCs w:val="0"/>
+          <w:sz w:val="24"/>
+          <w:szCs w:val="24"/>
+          <w:lang w:val="en-US" w:eastAsia="zh-CN"/>
+        </w:rPr>
+        <w:t>第一行两个整数N，M</w:t>
+      </w:r>
+    </w:p>
+    <w:p>
+      <w:pPr>
+        <w:ind w:firstLine="420" w:firstLineChars="0"/>
+        <w:jc w:val="both"/>
+        <w:outlineLvl w:val="9"/>
+        <w:rPr>
+          <w:rFonts w:hint="eastAsia"/>
+          <w:b w:val="0"/>
+          <w:bCs w:val="0"/>
+          <w:sz w:val="24"/>
+          <w:szCs w:val="24"/>
+          <w:lang w:val="en-US" w:eastAsia="zh-CN"/>
+        </w:rPr>
+      </w:pPr>
+      <w:r>
+        <w:rPr>
+          <w:rFonts w:hint="eastAsia"/>
+          <w:b w:val="0"/>
+          <w:bCs w:val="0"/>
+          <w:sz w:val="24"/>
+          <w:szCs w:val="24"/>
+          <w:lang w:val="en-US" w:eastAsia="zh-CN"/>
+        </w:rPr>
+        <w:t>第二行N个整数vi</w:t>
+      </w:r>
+    </w:p>
+    <w:p>
+      <w:pPr>
+        <w:ind w:firstLine="420" w:firstLineChars="0"/>
+        <w:jc w:val="both"/>
+        <w:outlineLvl w:val="9"/>
+        <w:rPr>
+          <w:rFonts w:hint="eastAsia"/>
+          <w:b w:val="0"/>
+          <w:bCs w:val="0"/>
+          <w:sz w:val="24"/>
+          <w:szCs w:val="24"/>
+          <w:lang w:val="en-US" w:eastAsia="zh-CN"/>
+        </w:rPr>
+      </w:pPr>
+      <w:r>
+        <w:rPr>
+          <w:rFonts w:hint="eastAsia"/>
+          <w:b w:val="0"/>
+          <w:bCs w:val="0"/>
+          <w:sz w:val="24"/>
+          <w:szCs w:val="24"/>
+          <w:lang w:val="en-US" w:eastAsia="zh-CN"/>
+        </w:rPr>
+        <w:t>第三行N个整数pi</w:t>
+      </w:r>
+    </w:p>
+    <w:p>
+      <w:pPr>
+        <w:ind w:firstLine="420" w:firstLineChars="0"/>
+        <w:jc w:val="both"/>
+        <w:outlineLvl w:val="9"/>
+        <w:rPr>
+          <w:rFonts w:hint="eastAsia"/>
+          <w:b w:val="0"/>
+          <w:bCs w:val="0"/>
+          <w:sz w:val="24"/>
+          <w:szCs w:val="24"/>
+          <w:lang w:val="en-US" w:eastAsia="zh-CN"/>
+        </w:rPr>
+      </w:pPr>
+      <w:r>
+        <w:rPr>
+          <w:rFonts w:hint="eastAsia"/>
+          <w:b w:val="0"/>
+          <w:bCs w:val="0"/>
+          <w:sz w:val="24"/>
+          <w:szCs w:val="24"/>
+          <w:lang w:val="en-US" w:eastAsia="zh-CN"/>
+        </w:rPr>
+        <w:t>接下来M行，每行若干个用空格隔开整数，第一个整数为Ki表示第i天的货物出售量，接下来一个整数Qi表示有Qi个时间发生，接下来Qi组输入：</w:t>
+      </w:r>
+    </w:p>
+    <w:p>
+      <w:pPr>
+        <w:ind w:firstLine="420" w:firstLineChars="0"/>
+        <w:jc w:val="both"/>
+        <w:outlineLvl w:val="9"/>
+        <w:rPr>
+          <w:rFonts w:hint="eastAsia"/>
+          <w:b w:val="0"/>
+          <w:bCs w:val="0"/>
+          <w:sz w:val="24"/>
+          <w:szCs w:val="24"/>
+          <w:lang w:val="en-US" w:eastAsia="zh-CN"/>
+        </w:rPr>
+      </w:pPr>
+      <w:r>
+        <w:rPr>
+          <w:rFonts w:hint="eastAsia"/>
+          <w:b w:val="0"/>
+          <w:bCs w:val="0"/>
+          <w:sz w:val="24"/>
+          <w:szCs w:val="24"/>
+          <w:lang w:val="en-US" w:eastAsia="zh-CN"/>
+        </w:rPr>
+        <w:t>1 i vi 将i号货物的价值改为vi</w:t>
+      </w:r>
+    </w:p>
+    <w:p>
+      <w:pPr>
+        <w:ind w:firstLine="420" w:firstLineChars="0"/>
+        <w:jc w:val="both"/>
+        <w:outlineLvl w:val="9"/>
+        <w:rPr>
+          <w:rFonts w:hint="eastAsia"/>
+          <w:b w:val="0"/>
+          <w:bCs w:val="0"/>
+          <w:sz w:val="24"/>
+          <w:szCs w:val="24"/>
+          <w:lang w:val="en-US" w:eastAsia="zh-CN"/>
+        </w:rPr>
+      </w:pPr>
+      <w:r>
+        <w:rPr>
+          <w:rFonts w:hint="eastAsia"/>
+          <w:b w:val="0"/>
+          <w:bCs w:val="0"/>
+          <w:sz w:val="24"/>
+          <w:szCs w:val="24"/>
+          <w:lang w:val="en-US" w:eastAsia="zh-CN"/>
+        </w:rPr>
+        <w:t>2 i pi 将i号货物的价值改为pi</w:t>
+      </w:r>
     </w:p>
     <w:p>
       <w:pPr>
@@ -252,6 +426,17 @@
         </w:rPr>
       </w:pPr>
       <w:bookmarkStart w:id="4" w:name="OLE_LINK6"/>
+      <w:r>
+        <w:rPr>
+          <w:rFonts w:hint="eastAsia"/>
+          <w:b w:val="0"/>
+          <w:bCs w:val="0"/>
+          <w:sz w:val="24"/>
+          <w:szCs w:val="24"/>
+          <w:lang w:val="en-US" w:eastAsia="zh-CN"/>
+        </w:rPr>
+        <w:t>输出M行，第i行表示从第i天开始贸易一直到第M天结束最多能获得的收益。</w:t>
+      </w:r>
     </w:p>
     <w:p>
       <w:pPr>
@@ -309,6 +494,17 @@
           <w:lang w:val="en-US" w:eastAsia="zh-CN"/>
         </w:rPr>
       </w:pPr>
+      <w:r>
+        <w:rPr>
+          <w:rFonts w:hint="eastAsia"/>
+          <w:b w:val="0"/>
+          <w:bCs w:val="0"/>
+          <w:sz w:val="24"/>
+          <w:szCs w:val="24"/>
+          <w:lang w:val="en-US" w:eastAsia="zh-CN"/>
+        </w:rPr>
+        <w:t>2 3</w:t>
+      </w:r>
     </w:p>
     <w:p>
       <w:pPr>
@@ -322,12 +518,22 @@
           <w:rFonts w:hint="eastAsia"/>
           <w:b w:val="0"/>
           <w:bCs w:val="0"/>
-          <w:color w:val="auto"/>
-          <w:sz w:val="24"/>
-          <w:szCs w:val="24"/>
-          <w:lang w:val="en-US" w:eastAsia="zh-CN"/>
-        </w:rPr>
-      </w:pPr>
+          <w:sz w:val="24"/>
+          <w:szCs w:val="24"/>
+          <w:lang w:val="en-US" w:eastAsia="zh-CN"/>
+        </w:rPr>
+      </w:pPr>
+      <w:r>
+        <w:rPr>
+          <w:rFonts w:hint="eastAsia"/>
+          <w:b w:val="0"/>
+          <w:bCs w:val="0"/>
+          <w:sz w:val="24"/>
+          <w:szCs w:val="24"/>
+          <w:lang w:val="en-US" w:eastAsia="zh-CN"/>
+        </w:rPr>
+        <w:t>1 3</w:t>
+      </w:r>
     </w:p>
     <w:p>
       <w:pPr>
@@ -341,12 +547,139 @@
           <w:rFonts w:hint="eastAsia"/>
           <w:b w:val="0"/>
           <w:bCs w:val="0"/>
+          <w:sz w:val="24"/>
+          <w:szCs w:val="24"/>
+          <w:lang w:val="en-US" w:eastAsia="zh-CN"/>
+        </w:rPr>
+      </w:pPr>
+      <w:r>
+        <w:rPr>
+          <w:rFonts w:hint="eastAsia"/>
+          <w:b w:val="0"/>
+          <w:bCs w:val="0"/>
+          <w:sz w:val="24"/>
+          <w:szCs w:val="24"/>
+          <w:lang w:val="en-US" w:eastAsia="zh-CN"/>
+        </w:rPr>
+        <w:t>5 1</w:t>
+      </w:r>
+    </w:p>
+    <w:p>
+      <w:pPr>
+        <w:widowControl w:val="0"/>
+        <w:numPr>
+          <w:ilvl w:val="0"/>
+          <w:numId w:val="0"/>
+        </w:numPr>
+        <w:jc w:val="both"/>
+        <w:rPr>
+          <w:rFonts w:hint="eastAsia"/>
+          <w:b w:val="0"/>
+          <w:bCs w:val="0"/>
+          <w:sz w:val="24"/>
+          <w:szCs w:val="24"/>
+          <w:lang w:val="en-US" w:eastAsia="zh-CN"/>
+        </w:rPr>
+      </w:pPr>
+      <w:r>
+        <w:rPr>
+          <w:rFonts w:hint="eastAsia"/>
+          <w:b w:val="0"/>
+          <w:bCs w:val="0"/>
+          <w:sz w:val="24"/>
+          <w:szCs w:val="24"/>
+          <w:lang w:val="en-US" w:eastAsia="zh-CN"/>
+        </w:rPr>
+        <w:t>3 0</w:t>
+      </w:r>
+    </w:p>
+    <w:p>
+      <w:pPr>
+        <w:widowControl w:val="0"/>
+        <w:numPr>
+          <w:ilvl w:val="0"/>
+          <w:numId w:val="0"/>
+        </w:numPr>
+        <w:jc w:val="both"/>
+        <w:rPr>
+          <w:rFonts w:hint="eastAsia"/>
+          <w:b w:val="0"/>
+          <w:bCs w:val="0"/>
+          <w:sz w:val="24"/>
+          <w:szCs w:val="24"/>
+          <w:lang w:val="en-US" w:eastAsia="zh-CN"/>
+        </w:rPr>
+      </w:pPr>
+      <w:r>
+        <w:rPr>
+          <w:rFonts w:hint="eastAsia"/>
+          <w:b w:val="0"/>
+          <w:bCs w:val="0"/>
+          <w:sz w:val="24"/>
+          <w:szCs w:val="24"/>
+          <w:lang w:val="en-US" w:eastAsia="zh-CN"/>
+        </w:rPr>
+        <w:t>1 1 1 5</w:t>
+      </w:r>
+    </w:p>
+    <w:p>
+      <w:pPr>
+        <w:widowControl w:val="0"/>
+        <w:numPr>
+          <w:ilvl w:val="0"/>
+          <w:numId w:val="0"/>
+        </w:numPr>
+        <w:jc w:val="both"/>
+        <w:rPr>
+          <w:rFonts w:hint="eastAsia"/>
+          <w:b w:val="0"/>
+          <w:bCs w:val="0"/>
+          <w:sz w:val="24"/>
+          <w:szCs w:val="24"/>
+          <w:lang w:val="en-US" w:eastAsia="zh-CN"/>
+        </w:rPr>
+      </w:pPr>
+      <w:r>
+        <w:rPr>
+          <w:rFonts w:hint="eastAsia"/>
+          <w:b w:val="0"/>
+          <w:bCs w:val="0"/>
+          <w:sz w:val="24"/>
+          <w:szCs w:val="24"/>
+          <w:lang w:val="en-US" w:eastAsia="zh-CN"/>
+        </w:rPr>
+        <w:t>10 2 2 2</w:t>
+      </w:r>
+    </w:p>
+    <w:p>
+      <w:pPr>
+        <w:widowControl w:val="0"/>
+        <w:numPr>
+          <w:ilvl w:val="0"/>
+          <w:numId w:val="0"/>
+        </w:numPr>
+        <w:jc w:val="both"/>
+        <w:rPr>
+          <w:rFonts w:hint="eastAsia"/>
+          <w:b w:val="0"/>
+          <w:bCs w:val="0"/>
           <w:color w:val="auto"/>
           <w:sz w:val="24"/>
           <w:szCs w:val="24"/>
           <w:lang w:val="en-US" w:eastAsia="zh-CN"/>
         </w:rPr>
       </w:pPr>
+      <w:r>
+        <w:rPr>
+          <w:rFonts w:hint="eastAsia"/>
+          <w:b w:val="0"/>
+          <w:bCs w:val="0"/>
+          <w:sz w:val="24"/>
+          <w:szCs w:val="24"/>
+          <w:lang w:val="en-US" w:eastAsia="zh-CN"/>
+        </w:rPr>
+        <w:tab/>
+      </w:r>
     </w:p>
     <w:p>
       <w:pPr>
@@ -385,6 +718,65 @@
         </w:rPr>
       </w:pPr>
       <w:bookmarkStart w:id="5" w:name="OLE_LINK9"/>
+      <w:r>
+        <w:rPr>
+          <w:rFonts w:hint="eastAsia"/>
+          <w:b w:val="0"/>
+          <w:bCs w:val="0"/>
+          <w:sz w:val="24"/>
+          <w:szCs w:val="24"/>
+          <w:lang w:val="en-US" w:eastAsia="zh-CN"/>
+        </w:rPr>
+        <w:t>5</w:t>
+      </w:r>
+    </w:p>
+    <w:p>
+      <w:pPr>
+        <w:jc w:val="both"/>
+        <w:rPr>
+          <w:rFonts w:hint="eastAsia"/>
+          <w:b w:val="0"/>
+          <w:bCs w:val="0"/>
+          <w:sz w:val="24"/>
+          <w:szCs w:val="24"/>
+          <w:lang w:val="en-US" w:eastAsia="zh-CN"/>
+        </w:rPr>
+      </w:pPr>
+      <w:r>
+        <w:rPr>
+          <w:rFonts w:hint="eastAsia"/>
+          <w:b w:val="0"/>
+          <w:bCs w:val="0"/>
+          <w:sz w:val="24"/>
+          <w:szCs w:val="24"/>
+          <w:lang w:val="en-US" w:eastAsia="zh-CN"/>
+        </w:rPr>
+        <w:t>5</w:t>
+      </w:r>
+    </w:p>
+    <w:p>
+      <w:pPr>
+        <w:jc w:val="both"/>
+        <w:rPr>
+          <w:rFonts w:hint="eastAsia"/>
+          <w:b w:val="0"/>
+          <w:bCs w:val="0"/>
+          <w:sz w:val="24"/>
+          <w:szCs w:val="24"/>
+          <w:lang w:val="en-US" w:eastAsia="zh-CN"/>
+        </w:rPr>
+      </w:pPr>
+      <w:r>
+        <w:rPr>
+          <w:rFonts w:hint="eastAsia"/>
+          <w:b w:val="0"/>
+          <w:bCs w:val="0"/>
+          <w:sz w:val="24"/>
+          <w:szCs w:val="24"/>
+          <w:lang w:val="en-US" w:eastAsia="zh-CN"/>
+        </w:rPr>
+        <w:t>31</w:t>
+      </w:r>
     </w:p>
     <w:p>
       <w:pPr>
@@ -441,27 +833,49 @@
       <w:pPr>
         <w:jc w:val="both"/>
         <w:rPr>
-          <w:rFonts w:hint="eastAsia"/>
-          <w:b w:val="0"/>
-          <w:bCs w:val="0"/>
-          <w:sz w:val="24"/>
-          <w:szCs w:val="24"/>
-          <w:lang w:val="en-US" w:eastAsia="zh-CN"/>
-        </w:rPr>
-      </w:pPr>
-    </w:p>
-    <w:p>
-      <w:pPr>
-        <w:jc w:val="both"/>
-        <w:rPr>
-          <w:rFonts w:hint="eastAsia"/>
-          <w:b w:val="0"/>
-          <w:bCs w:val="0"/>
-          <w:sz w:val="24"/>
-          <w:szCs w:val="24"/>
-          <w:lang w:val="en-US" w:eastAsia="zh-CN"/>
-        </w:rPr>
-      </w:pPr>
+          <w:rFonts w:hint="eastAsia" w:eastAsiaTheme="minorEastAsia"/>
+          <w:b w:val="0"/>
+          <w:bCs w:val="0"/>
+          <w:sz w:val="24"/>
+          <w:szCs w:val="24"/>
+          <w:lang w:val="en-US" w:eastAsia="zh-CN"/>
+        </w:rPr>
+      </w:pPr>
+      <w:r>
+        <w:rPr>
+          <w:rFonts w:hint="eastAsia"/>
+          <w:b w:val="0"/>
+          <w:bCs w:val="0"/>
+          <w:sz w:val="24"/>
+          <w:szCs w:val="24"/>
+          <w:lang w:val="en-US" w:eastAsia="zh-CN"/>
+        </w:rPr>
+        <w:t>1 &lt;= N &lt;= 10,0000; 1 &lt;= M &lt;= 10,0000; ΣQi &lt;= 30,0000;</w:t>
+      </w:r>
+    </w:p>
+    <w:p>
+      <w:pPr>
+        <w:jc w:val="both"/>
+        <w:rPr>
+          <w:rFonts w:hint="eastAsia" w:eastAsiaTheme="minorEastAsia"/>
+          <w:b w:val="0"/>
+          <w:bCs w:val="0"/>
+          <w:sz w:val="24"/>
+          <w:szCs w:val="24"/>
+          <w:lang w:val="en-US" w:eastAsia="zh-CN"/>
+        </w:rPr>
+      </w:pPr>
+      <w:r>
+        <w:rPr>
+          <w:rFonts w:hint="eastAsia"/>
+          <w:b w:val="0"/>
+          <w:bCs w:val="0"/>
+          <w:sz w:val="24"/>
+          <w:szCs w:val="24"/>
+          <w:lang w:val="en-US" w:eastAsia="zh-CN"/>
+        </w:rPr>
+        <w:t>0 &lt;= Ki &lt;= 1e9; 0 &lt;= vi &lt;= 1e9; 0 &lt;= pi &lt;= 1e9;</w:t>
+      </w:r>
     </w:p>
     <w:sectPr>
       <w:pgSz w:w="11906" w:h="16838"/>
@@ -821,7 +1235,7 @@
   <a:themeElements>
     <a:clrScheme name="Office">
       <a:dk1>
-        <a:sysClr val="windowText" lastClr="4C4C4C"/>
+        <a:sysClr val="windowText" lastClr="000000"/>
       </a:dk1>
       <a:lt1>
         <a:sysClr val="window" lastClr="FFFFFF"/>
@@ -1068,7 +1482,6 @@
     </a:fmtScheme>
   </a:themeElements>
   <a:objectDefaults/>
-  <a:extraClrSchemeLst/>
 </a:theme>
 </file>
 

--- a/PlanetBase模拟赛Ⅰ/贸易/贸易.docx
+++ b/PlanetBase模拟赛Ⅰ/贸易/贸易.docx
@@ -24,20 +24,7 @@
           <w:szCs w:val="21"/>
           <w:lang w:val="en-US" w:eastAsia="zh-CN"/>
         </w:rPr>
-        <w:t>512MB,2</w:t>
-      </w:r>
-      <w:bookmarkStart w:id="6" w:name="_GoBack"/>
-      <w:bookmarkEnd w:id="6"/>
-      <w:r>
-        <w:rPr>
-          <w:rFonts w:hint="eastAsia"/>
-          <w:b/>
-          <w:bCs/>
-          <w:sz w:val="21"/>
-          <w:szCs w:val="21"/>
-          <w:lang w:val="en-US" w:eastAsia="zh-CN"/>
-        </w:rPr>
-        <w:t>S,</w:t>
+        <w:t>512MB,2S,</w:t>
       </w:r>
       <w:r>
         <w:rPr>
@@ -158,7 +145,7 @@
           <w:szCs w:val="24"/>
           <w:lang w:val="en-US" w:eastAsia="zh-CN"/>
         </w:rPr>
-        <w:t>N天（编号1到N），期间会生产至多M种货物（编号1到M），每个货物有一个初始价格vi，一个初始生产量pi。第i天能够出售至多Ki（任何&lt;= Ki 的非负整数均可以）个货物，未出售的货物会保留，每天开始时会有Qi个事件发生，事件包括修改某个货物的产量为pi，修改某个货物的价格为vi。由于开启对外贸易的同时会有入侵者到来的可能，需要提前做好准备，所以董事长想知道从1到M天开始贸易直到第M天结束分别最多能过获得多少收益。</w:t>
+        <w:t>N天（编号1到N），期间会生产至多M种货物（编号1到M），每个货物有一个初始价格vi，一个初始生产量pi。第i天能够出售至多Ki（任何&lt;= Ki 的非负整数均可以）个货物，由于没有建造仓库，若某些货物无法在当天售出，则会多出的部分不会被生产，每天开始时会有Qi个事件发生，事件包括修改某个货物的产量为pi，修改某个货物的价格为vi。由于开启对外贸易的同时会有入侵者到来的可能，需要提前做好准备，所以董事长想知道从1到M天开始贸易直到第M天结束分别最多能过获得多少收益。</w:t>
       </w:r>
     </w:p>
     <w:p>
@@ -387,6 +374,19 @@
           <w:lang w:val="en-US" w:eastAsia="zh-CN"/>
         </w:rPr>
       </w:pPr>
+      <w:r>
+        <w:rPr>
+          <w:rFonts w:hint="eastAsia"/>
+          <w:b w:val="0"/>
+          <w:bCs w:val="0"/>
+          <w:sz w:val="24"/>
+          <w:szCs w:val="24"/>
+          <w:lang w:val="en-US" w:eastAsia="zh-CN"/>
+        </w:rPr>
+        <w:t xml:space="preserve"> </w:t>
+      </w:r>
+      <w:bookmarkStart w:id="6" w:name="_GoBack"/>
+      <w:bookmarkEnd w:id="6"/>
     </w:p>
     <w:p>
       <w:pPr>

--- a/PlanetBase模拟赛Ⅰ/贸易/贸易.docx
+++ b/PlanetBase模拟赛Ⅰ/贸易/贸易.docx
@@ -17,14 +17,49 @@
       <w:bookmarkStart w:id="0" w:name="OLE_LINK1"/>
       <w:r>
         <w:rPr>
-          <w:rFonts w:hint="eastAsia"/>
+          <w:rFonts w:hint="default"/>
           <w:b/>
           <w:bCs/>
           <w:sz w:val="21"/>
           <w:szCs w:val="21"/>
-          <w:lang w:val="en-US" w:eastAsia="zh-CN"/>
-        </w:rPr>
-        <w:t>512MB,2S,</w:t>
+          <w:lang w:eastAsia="zh-CN"/>
+        </w:rPr>
+        <w:t>256</w:t>
+      </w:r>
+      <w:bookmarkStart w:id="6" w:name="_GoBack"/>
+      <w:bookmarkEnd w:id="6"/>
+      <w:r>
+        <w:rPr>
+          <w:rFonts w:hint="eastAsia"/>
+          <w:b/>
+          <w:bCs/>
+          <w:sz w:val="21"/>
+          <w:szCs w:val="21"/>
+          <w:lang w:val="en-US" w:eastAsia="zh-CN"/>
+        </w:rPr>
+        <w:t>MB,</w:t>
+      </w:r>
+      <w:r>
+        <w:rPr>
+          <w:rFonts w:hint="default"/>
+          <w:b/>
+          <w:bCs/>
+          <w:sz w:val="21"/>
+          <w:szCs w:val="21"/>
+          <w:lang w:eastAsia="zh-CN"/>
+        </w:rPr>
+        <w:t>2</w:t>
+      </w:r>
+      <w:r>
+        <w:rPr>
+          <w:rFonts w:hint="eastAsia"/>
+          <w:b/>
+          <w:bCs/>
+          <w:sz w:val="21"/>
+          <w:szCs w:val="21"/>
+          <w:lang w:val="en-US" w:eastAsia="zh-CN"/>
+        </w:rPr>
+        <w:t>S,</w:t>
       </w:r>
       <w:r>
         <w:rPr>
@@ -105,6 +140,261 @@
         <w:ind w:firstLine="420" w:firstLineChars="0"/>
         <w:jc w:val="both"/>
         <w:rPr>
+          <w:rFonts w:hint="eastAsia"/>
+          <w:b w:val="0"/>
+          <w:bCs w:val="0"/>
+          <w:sz w:val="24"/>
+          <w:szCs w:val="24"/>
+          <w:lang w:val="en-US" w:eastAsia="zh-CN"/>
+        </w:rPr>
+      </w:pPr>
+      <w:bookmarkStart w:id="2" w:name="OLE_LINK2"/>
+      <w:r>
+        <w:rPr>
+          <w:rFonts w:hint="default"/>
+          <w:b w:val="0"/>
+          <w:bCs w:val="0"/>
+          <w:sz w:val="24"/>
+          <w:szCs w:val="24"/>
+          <w:lang w:eastAsia="zh-CN"/>
+        </w:rPr>
+        <w:t>在经历了开局的人口稀少，到初期的资源匮乏之后，火星殖民地菊家村的发展终于步入正轨，机智的未来科技有限公司董事长王老菊制定了一系列货物生产计划</w:t>
+      </w:r>
+      <w:r>
+        <w:rPr>
+          <w:rFonts w:hint="eastAsia"/>
+          <w:b w:val="0"/>
+          <w:bCs w:val="0"/>
+          <w:sz w:val="24"/>
+          <w:szCs w:val="24"/>
+          <w:lang w:eastAsia="zh-CN"/>
+        </w:rPr>
+        <w:t>，计划包括</w:t>
+      </w:r>
+      <w:r>
+        <w:rPr>
+          <w:rFonts w:hint="eastAsia"/>
+          <w:b w:val="0"/>
+          <w:bCs w:val="0"/>
+          <w:sz w:val="24"/>
+          <w:szCs w:val="24"/>
+          <w:lang w:val="en-US" w:eastAsia="zh-CN"/>
+        </w:rPr>
+        <w:t>N</w:t>
+      </w:r>
+      <w:r>
+        <w:rPr>
+          <w:rFonts w:hint="default"/>
+          <w:b w:val="0"/>
+          <w:bCs w:val="0"/>
+          <w:sz w:val="24"/>
+          <w:szCs w:val="24"/>
+          <w:lang w:eastAsia="zh-CN"/>
+        </w:rPr>
+        <w:t>种货物</w:t>
+      </w:r>
+      <w:r>
+        <w:rPr>
+          <w:rFonts w:hint="eastAsia"/>
+          <w:b w:val="0"/>
+          <w:bCs w:val="0"/>
+          <w:sz w:val="24"/>
+          <w:szCs w:val="24"/>
+          <w:lang w:val="en-US" w:eastAsia="zh-CN"/>
+        </w:rPr>
+        <w:t>（编号1到N），</w:t>
+      </w:r>
+      <w:r>
+        <w:rPr>
+          <w:rFonts w:hint="default"/>
+          <w:b w:val="0"/>
+          <w:bCs w:val="0"/>
+          <w:sz w:val="24"/>
+          <w:szCs w:val="24"/>
+          <w:lang w:eastAsia="zh-CN"/>
+        </w:rPr>
+        <w:t>和</w:t>
+      </w:r>
+      <w:r>
+        <w:rPr>
+          <w:rFonts w:hint="eastAsia"/>
+          <w:b w:val="0"/>
+          <w:bCs w:val="0"/>
+          <w:sz w:val="24"/>
+          <w:szCs w:val="24"/>
+          <w:lang w:val="en-US" w:eastAsia="zh-CN"/>
+        </w:rPr>
+        <w:t>M</w:t>
+      </w:r>
+      <w:r>
+        <w:rPr>
+          <w:rFonts w:hint="default"/>
+          <w:b w:val="0"/>
+          <w:bCs w:val="0"/>
+          <w:sz w:val="24"/>
+          <w:szCs w:val="24"/>
+          <w:lang w:eastAsia="zh-CN"/>
+        </w:rPr>
+        <w:t>次操作</w:t>
+      </w:r>
+      <w:r>
+        <w:rPr>
+          <w:rFonts w:hint="eastAsia"/>
+          <w:b w:val="0"/>
+          <w:bCs w:val="0"/>
+          <w:sz w:val="24"/>
+          <w:szCs w:val="24"/>
+          <w:lang w:val="en-US" w:eastAsia="zh-CN"/>
+        </w:rPr>
+        <w:t>（编号1到M），每个货物有一个初始价格</w:t>
+      </w:r>
+      <w:r>
+        <w:rPr>
+          <w:rFonts w:hint="default"/>
+          <w:b w:val="0"/>
+          <w:bCs w:val="0"/>
+          <w:sz w:val="24"/>
+          <w:szCs w:val="24"/>
+          <w:lang w:eastAsia="zh-CN"/>
+        </w:rPr>
+        <w:t>c</w:t>
+      </w:r>
+      <w:r>
+        <w:rPr>
+          <w:rFonts w:hint="eastAsia"/>
+          <w:b w:val="0"/>
+          <w:bCs w:val="0"/>
+          <w:sz w:val="24"/>
+          <w:szCs w:val="24"/>
+          <w:lang w:val="en-US" w:eastAsia="zh-CN"/>
+        </w:rPr>
+        <w:t>i，一个初始生产量pi。</w:t>
+      </w:r>
+    </w:p>
+    <w:p>
+      <w:pPr>
+        <w:ind w:firstLine="420" w:firstLineChars="0"/>
+        <w:jc w:val="both"/>
+        <w:rPr>
+          <w:rFonts w:hint="default"/>
+          <w:b w:val="0"/>
+          <w:bCs w:val="0"/>
+          <w:sz w:val="24"/>
+          <w:szCs w:val="24"/>
+          <w:lang w:eastAsia="zh-CN"/>
+        </w:rPr>
+      </w:pPr>
+      <w:r>
+        <w:rPr>
+          <w:rFonts w:hint="default"/>
+          <w:b w:val="0"/>
+          <w:bCs w:val="0"/>
+          <w:sz w:val="24"/>
+          <w:szCs w:val="24"/>
+          <w:lang w:eastAsia="zh-CN"/>
+        </w:rPr>
+        <w:t>1.每次生产操作会指定一个正整数t，使得对于每个i，i号货物的储量增加pi * t。</w:t>
+      </w:r>
+    </w:p>
+    <w:p>
+      <w:pPr>
+        <w:ind w:firstLine="420" w:firstLineChars="0"/>
+        <w:jc w:val="both"/>
+        <w:rPr>
+          <w:rFonts w:hint="default"/>
+          <w:b w:val="0"/>
+          <w:bCs w:val="0"/>
+          <w:sz w:val="24"/>
+          <w:szCs w:val="24"/>
+          <w:lang w:eastAsia="zh-CN"/>
+        </w:rPr>
+      </w:pPr>
+      <w:r>
+        <w:rPr>
+          <w:rFonts w:hint="default"/>
+          <w:b w:val="0"/>
+          <w:bCs w:val="0"/>
+          <w:sz w:val="24"/>
+          <w:szCs w:val="24"/>
+          <w:lang w:eastAsia="zh-CN"/>
+        </w:rPr>
+        <w:t>2.每次售出操作会将价格最高的k个物品出售，对于价格相同的物品优先出售种类编号高的物品，若所有物品数量之和不足k，则忽略不足的部分。</w:t>
+      </w:r>
+    </w:p>
+    <w:p>
+      <w:pPr>
+        <w:ind w:firstLine="420" w:firstLineChars="0"/>
+        <w:jc w:val="both"/>
+        <w:rPr>
+          <w:rFonts w:hint="default"/>
+          <w:b w:val="0"/>
+          <w:bCs w:val="0"/>
+          <w:sz w:val="24"/>
+          <w:szCs w:val="24"/>
+          <w:lang w:eastAsia="zh-CN"/>
+        </w:rPr>
+      </w:pPr>
+      <w:r>
+        <w:rPr>
+          <w:rFonts w:hint="default"/>
+          <w:b w:val="0"/>
+          <w:bCs w:val="0"/>
+          <w:sz w:val="24"/>
+          <w:szCs w:val="24"/>
+          <w:lang w:eastAsia="zh-CN"/>
+        </w:rPr>
+        <w:t>3.每次产量修改操作会指定一个i，</w:t>
+      </w:r>
+      <w:r>
+        <w:rPr>
+          <w:rFonts w:hint="eastAsia"/>
+          <w:b w:val="0"/>
+          <w:bCs w:val="0"/>
+          <w:sz w:val="24"/>
+          <w:szCs w:val="24"/>
+          <w:lang w:val="en-US" w:eastAsia="zh-CN"/>
+        </w:rPr>
+        <w:t>修改</w:t>
+      </w:r>
+      <w:r>
+        <w:rPr>
+          <w:rFonts w:hint="default"/>
+          <w:b w:val="0"/>
+          <w:bCs w:val="0"/>
+          <w:sz w:val="24"/>
+          <w:szCs w:val="24"/>
+          <w:lang w:eastAsia="zh-CN"/>
+        </w:rPr>
+        <w:t>第i个</w:t>
+      </w:r>
+      <w:r>
+        <w:rPr>
+          <w:rFonts w:hint="eastAsia"/>
+          <w:b w:val="0"/>
+          <w:bCs w:val="0"/>
+          <w:sz w:val="24"/>
+          <w:szCs w:val="24"/>
+          <w:lang w:val="en-US" w:eastAsia="zh-CN"/>
+        </w:rPr>
+        <w:t>货物的产量为p</w:t>
+      </w:r>
+      <w:r>
+        <w:rPr>
+          <w:rFonts w:hint="default"/>
+          <w:b w:val="0"/>
+          <w:bCs w:val="0"/>
+          <w:sz w:val="24"/>
+          <w:szCs w:val="24"/>
+          <w:lang w:eastAsia="zh-CN"/>
+        </w:rPr>
+        <w:t>。</w:t>
+      </w:r>
+    </w:p>
+    <w:p>
+      <w:pPr>
+        <w:ind w:firstLine="420" w:firstLineChars="0"/>
+        <w:jc w:val="both"/>
+        <w:rPr>
           <w:rFonts w:hint="eastAsia" w:eastAsiaTheme="minorEastAsia"/>
           <w:b w:val="0"/>
           <w:bCs w:val="0"/>
@@ -113,39 +403,126 @@
           <w:lang w:val="en-US" w:eastAsia="zh-CN"/>
         </w:rPr>
       </w:pPr>
-      <w:bookmarkStart w:id="2" w:name="OLE_LINK2"/>
-      <w:r>
-        <w:rPr>
-          <w:rFonts w:hint="default"/>
-          <w:b w:val="0"/>
-          <w:bCs w:val="0"/>
-          <w:sz w:val="24"/>
-          <w:szCs w:val="24"/>
-          <w:lang w:eastAsia="zh-CN"/>
-        </w:rPr>
-        <w:t>在经历了开局的人口稀少，到初期的资源匮乏之后，火星殖民地菊家村的发展终于步入正轨，机智的未来科技有限公司董事长王老菊制定了一系列货物生产计划</w:t>
-      </w:r>
-      <w:r>
-        <w:rPr>
-          <w:rFonts w:hint="eastAsia"/>
-          <w:b w:val="0"/>
-          <w:bCs w:val="0"/>
-          <w:sz w:val="24"/>
-          <w:szCs w:val="24"/>
-          <w:lang w:eastAsia="zh-CN"/>
-        </w:rPr>
-        <w:t>，计划包括</w:t>
-      </w:r>
-      <w:r>
-        <w:rPr>
-          <w:rFonts w:hint="eastAsia"/>
-          <w:b w:val="0"/>
-          <w:bCs w:val="0"/>
-          <w:sz w:val="24"/>
-          <w:szCs w:val="24"/>
-          <w:lang w:val="en-US" w:eastAsia="zh-CN"/>
-        </w:rPr>
-        <w:t>N天（编号1到N），期间会生产至多M种货物（编号1到M），每个货物有一个初始价格vi，一个初始生产量pi。第i天能够出售至多Ki（任何&lt;= Ki 的非负整数均可以）个货物，由于没有建造仓库，若某些货物无法在当天售出，则会多出的部分不会被生产，每天开始时会有Qi个事件发生，事件包括修改某个货物的产量为pi，修改某个货物的价格为vi。由于开启对外贸易的同时会有入侵者到来的可能，需要提前做好准备，所以董事长想知道从1到M天开始贸易直到第M天结束分别最多能过获得多少收益。</w:t>
+      <w:r>
+        <w:rPr>
+          <w:rFonts w:hint="default"/>
+          <w:b w:val="0"/>
+          <w:bCs w:val="0"/>
+          <w:sz w:val="24"/>
+          <w:szCs w:val="24"/>
+          <w:lang w:eastAsia="zh-CN"/>
+        </w:rPr>
+        <w:t>4.</w:t>
+      </w:r>
+      <w:r>
+        <w:rPr>
+          <w:rFonts w:hint="default"/>
+          <w:b w:val="0"/>
+          <w:bCs w:val="0"/>
+          <w:sz w:val="24"/>
+          <w:szCs w:val="24"/>
+          <w:lang w:eastAsia="zh-CN"/>
+        </w:rPr>
+        <w:t>每次</w:t>
+      </w:r>
+      <w:r>
+        <w:rPr>
+          <w:rFonts w:hint="default"/>
+          <w:b w:val="0"/>
+          <w:bCs w:val="0"/>
+          <w:sz w:val="24"/>
+          <w:szCs w:val="24"/>
+          <w:lang w:eastAsia="zh-CN"/>
+        </w:rPr>
+        <w:t>价格</w:t>
+      </w:r>
+      <w:r>
+        <w:rPr>
+          <w:rFonts w:hint="default"/>
+          <w:b w:val="0"/>
+          <w:bCs w:val="0"/>
+          <w:sz w:val="24"/>
+          <w:szCs w:val="24"/>
+          <w:lang w:eastAsia="zh-CN"/>
+        </w:rPr>
+        <w:t>修改操作会指定一个i，</w:t>
+      </w:r>
+      <w:r>
+        <w:rPr>
+          <w:rFonts w:hint="eastAsia"/>
+          <w:b w:val="0"/>
+          <w:bCs w:val="0"/>
+          <w:sz w:val="24"/>
+          <w:szCs w:val="24"/>
+          <w:lang w:val="en-US" w:eastAsia="zh-CN"/>
+        </w:rPr>
+        <w:t>修改</w:t>
+      </w:r>
+      <w:r>
+        <w:rPr>
+          <w:rFonts w:hint="default"/>
+          <w:b w:val="0"/>
+          <w:bCs w:val="0"/>
+          <w:sz w:val="24"/>
+          <w:szCs w:val="24"/>
+          <w:lang w:eastAsia="zh-CN"/>
+        </w:rPr>
+        <w:t>第i个</w:t>
+      </w:r>
+      <w:r>
+        <w:rPr>
+          <w:rFonts w:hint="eastAsia"/>
+          <w:b w:val="0"/>
+          <w:bCs w:val="0"/>
+          <w:sz w:val="24"/>
+          <w:szCs w:val="24"/>
+          <w:lang w:val="en-US" w:eastAsia="zh-CN"/>
+        </w:rPr>
+        <w:t>货物的</w:t>
+      </w:r>
+      <w:r>
+        <w:rPr>
+          <w:rFonts w:hint="default"/>
+          <w:b w:val="0"/>
+          <w:bCs w:val="0"/>
+          <w:sz w:val="24"/>
+          <w:szCs w:val="24"/>
+          <w:lang w:eastAsia="zh-CN"/>
+        </w:rPr>
+        <w:t>价格</w:t>
+      </w:r>
+      <w:r>
+        <w:rPr>
+          <w:rFonts w:hint="eastAsia"/>
+          <w:b w:val="0"/>
+          <w:bCs w:val="0"/>
+          <w:sz w:val="24"/>
+          <w:szCs w:val="24"/>
+          <w:lang w:val="en-US" w:eastAsia="zh-CN"/>
+        </w:rPr>
+        <w:t>为</w:t>
+      </w:r>
+      <w:r>
+        <w:rPr>
+          <w:rFonts w:hint="default"/>
+          <w:b w:val="0"/>
+          <w:bCs w:val="0"/>
+          <w:sz w:val="24"/>
+          <w:szCs w:val="24"/>
+          <w:lang w:eastAsia="zh-CN"/>
+        </w:rPr>
+        <w:t>v</w:t>
+      </w:r>
+      <w:r>
+        <w:rPr>
+          <w:rFonts w:hint="default"/>
+          <w:b w:val="0"/>
+          <w:bCs w:val="0"/>
+          <w:sz w:val="24"/>
+          <w:szCs w:val="24"/>
+          <w:lang w:eastAsia="zh-CN"/>
+        </w:rPr>
+        <w:t>。</w:t>
       </w:r>
     </w:p>
     <w:p>
@@ -153,12 +530,37 @@
         <w:ind w:firstLine="420" w:firstLineChars="0"/>
         <w:jc w:val="both"/>
         <w:rPr>
-          <w:rFonts w:hint="eastAsia" w:eastAsiaTheme="minorEastAsia"/>
-          <w:b w:val="0"/>
-          <w:bCs w:val="0"/>
-          <w:sz w:val="24"/>
-          <w:szCs w:val="24"/>
-          <w:lang w:val="en-US" w:eastAsia="zh-CN"/>
+          <w:rFonts w:hint="default"/>
+          <w:b w:val="0"/>
+          <w:bCs w:val="0"/>
+          <w:sz w:val="24"/>
+          <w:szCs w:val="24"/>
+          <w:lang w:eastAsia="zh-CN"/>
+        </w:rPr>
+      </w:pPr>
+      <w:r>
+        <w:rPr>
+          <w:rFonts w:hint="default"/>
+          <w:b w:val="0"/>
+          <w:bCs w:val="0"/>
+          <w:sz w:val="24"/>
+          <w:szCs w:val="24"/>
+          <w:lang w:eastAsia="zh-CN"/>
+        </w:rPr>
+        <w:t>由于董事长能够自己算出大概的答案，所以只用输出答案对1e9+7取模后的结果即可。</w:t>
+      </w:r>
+    </w:p>
+    <w:p>
+      <w:pPr>
+        <w:ind w:firstLine="420" w:firstLineChars="0"/>
+        <w:jc w:val="both"/>
+        <w:rPr>
+          <w:rFonts w:hint="eastAsia"/>
+          <w:b w:val="0"/>
+          <w:bCs w:val="0"/>
+          <w:sz w:val="24"/>
+          <w:szCs w:val="24"/>
+          <w:lang w:eastAsia="zh-CN"/>
         </w:rPr>
       </w:pPr>
     </w:p>
@@ -237,7 +639,40 @@
           <w:szCs w:val="24"/>
           <w:lang w:val="en-US" w:eastAsia="zh-CN"/>
         </w:rPr>
-        <w:t>第二行N个整数vi</w:t>
+        <w:t>第二行N</w:t>
+      </w:r>
+      <w:r>
+        <w:rPr>
+          <w:rFonts w:hint="default"/>
+          <w:b w:val="0"/>
+          <w:bCs w:val="0"/>
+          <w:sz w:val="24"/>
+          <w:szCs w:val="24"/>
+          <w:lang w:eastAsia="zh-CN"/>
+        </w:rPr>
+        <w:t xml:space="preserve"> 对</w:t>
+      </w:r>
+      <w:r>
+        <w:rPr>
+          <w:rFonts w:hint="eastAsia"/>
+          <w:b w:val="0"/>
+          <w:bCs w:val="0"/>
+          <w:sz w:val="24"/>
+          <w:szCs w:val="24"/>
+          <w:lang w:val="en-US" w:eastAsia="zh-CN"/>
+        </w:rPr>
+        <w:t>整数vi</w:t>
+      </w:r>
+      <w:r>
+        <w:rPr>
+          <w:rFonts w:hint="default"/>
+          <w:b w:val="0"/>
+          <w:bCs w:val="0"/>
+          <w:sz w:val="24"/>
+          <w:szCs w:val="24"/>
+          <w:lang w:eastAsia="zh-CN"/>
+        </w:rPr>
+        <w:t xml:space="preserve"> ci</w:t>
       </w:r>
     </w:p>
     <w:p>
@@ -263,33 +698,34 @@
           <w:szCs w:val="24"/>
           <w:lang w:val="en-US" w:eastAsia="zh-CN"/>
         </w:rPr>
-        <w:t>第三行N个整数pi</w:t>
-      </w:r>
-    </w:p>
+        <w:t>接下来M行，</w:t>
+      </w:r>
+    </w:p>
+    <w:bookmarkEnd w:id="3"/>
     <w:p>
       <w:pPr>
         <w:ind w:firstLine="420" w:firstLineChars="0"/>
         <w:jc w:val="both"/>
         <w:outlineLvl w:val="9"/>
         <w:rPr>
-          <w:rFonts w:hint="eastAsia"/>
-          <w:b w:val="0"/>
-          <w:bCs w:val="0"/>
-          <w:sz w:val="24"/>
-          <w:szCs w:val="24"/>
-          <w:lang w:val="en-US" w:eastAsia="zh-CN"/>
-        </w:rPr>
-      </w:pPr>
-      <w:r>
-        <w:rPr>
-          <w:rFonts w:hint="eastAsia"/>
-          <w:b w:val="0"/>
-          <w:bCs w:val="0"/>
-          <w:sz w:val="24"/>
-          <w:szCs w:val="24"/>
-          <w:lang w:val="en-US" w:eastAsia="zh-CN"/>
-        </w:rPr>
-        <w:t>接下来M行，每行若干个用空格隔开整数，第一个整数为Ki表示第i天的货物出售量，接下来一个整数Qi表示有Qi个时间发生，接下来Qi组输入：</w:t>
+          <w:rFonts w:hint="default"/>
+          <w:b w:val="0"/>
+          <w:bCs w:val="0"/>
+          <w:sz w:val="24"/>
+          <w:szCs w:val="24"/>
+          <w:lang w:eastAsia="zh-CN"/>
+        </w:rPr>
+      </w:pPr>
+      <w:r>
+        <w:rPr>
+          <w:rFonts w:hint="default"/>
+          <w:b w:val="0"/>
+          <w:bCs w:val="0"/>
+          <w:sz w:val="24"/>
+          <w:szCs w:val="24"/>
+          <w:lang w:eastAsia="zh-CN"/>
+        </w:rPr>
+        <w:t>1 t 表示一次生产操作</w:t>
       </w:r>
     </w:p>
     <w:p>
@@ -298,24 +734,24 @@
         <w:jc w:val="both"/>
         <w:outlineLvl w:val="9"/>
         <w:rPr>
-          <w:rFonts w:hint="eastAsia"/>
-          <w:b w:val="0"/>
-          <w:bCs w:val="0"/>
-          <w:sz w:val="24"/>
-          <w:szCs w:val="24"/>
-          <w:lang w:val="en-US" w:eastAsia="zh-CN"/>
-        </w:rPr>
-      </w:pPr>
-      <w:r>
-        <w:rPr>
-          <w:rFonts w:hint="eastAsia"/>
-          <w:b w:val="0"/>
-          <w:bCs w:val="0"/>
-          <w:sz w:val="24"/>
-          <w:szCs w:val="24"/>
-          <w:lang w:val="en-US" w:eastAsia="zh-CN"/>
-        </w:rPr>
-        <w:t>1 i vi 将i号货物的价值改为vi</w:t>
+          <w:rFonts w:hint="default"/>
+          <w:b w:val="0"/>
+          <w:bCs w:val="0"/>
+          <w:sz w:val="24"/>
+          <w:szCs w:val="24"/>
+          <w:lang w:eastAsia="zh-CN"/>
+        </w:rPr>
+      </w:pPr>
+      <w:r>
+        <w:rPr>
+          <w:rFonts w:hint="default"/>
+          <w:b w:val="0"/>
+          <w:bCs w:val="0"/>
+          <w:sz w:val="24"/>
+          <w:szCs w:val="24"/>
+          <w:lang w:eastAsia="zh-CN"/>
+        </w:rPr>
+        <w:t>2 k 表示一次售出操作</w:t>
       </w:r>
     </w:p>
     <w:p>
@@ -324,24 +760,24 @@
         <w:jc w:val="both"/>
         <w:outlineLvl w:val="9"/>
         <w:rPr>
-          <w:rFonts w:hint="eastAsia"/>
-          <w:b w:val="0"/>
-          <w:bCs w:val="0"/>
-          <w:sz w:val="24"/>
-          <w:szCs w:val="24"/>
-          <w:lang w:val="en-US" w:eastAsia="zh-CN"/>
-        </w:rPr>
-      </w:pPr>
-      <w:r>
-        <w:rPr>
-          <w:rFonts w:hint="eastAsia"/>
-          <w:b w:val="0"/>
-          <w:bCs w:val="0"/>
-          <w:sz w:val="24"/>
-          <w:szCs w:val="24"/>
-          <w:lang w:val="en-US" w:eastAsia="zh-CN"/>
-        </w:rPr>
-        <w:t>2 i pi 将i号货物的价值改为pi</w:t>
+          <w:rFonts w:hint="default"/>
+          <w:b w:val="0"/>
+          <w:bCs w:val="0"/>
+          <w:sz w:val="24"/>
+          <w:szCs w:val="24"/>
+          <w:lang w:eastAsia="zh-CN"/>
+        </w:rPr>
+      </w:pPr>
+      <w:r>
+        <w:rPr>
+          <w:rFonts w:hint="default"/>
+          <w:b w:val="0"/>
+          <w:bCs w:val="0"/>
+          <w:sz w:val="24"/>
+          <w:szCs w:val="24"/>
+          <w:lang w:eastAsia="zh-CN"/>
+        </w:rPr>
+        <w:t>3 i c 表示一次产量修改操作</w:t>
       </w:r>
     </w:p>
     <w:p>
@@ -350,16 +786,26 @@
         <w:jc w:val="both"/>
         <w:outlineLvl w:val="9"/>
         <w:rPr>
-          <w:rFonts w:hint="eastAsia"/>
-          <w:b w:val="0"/>
-          <w:bCs w:val="0"/>
-          <w:sz w:val="24"/>
-          <w:szCs w:val="24"/>
-          <w:lang w:val="en-US" w:eastAsia="zh-CN"/>
-        </w:rPr>
-      </w:pPr>
-    </w:p>
-    <w:bookmarkEnd w:id="3"/>
+          <w:rFonts w:hint="default"/>
+          <w:b w:val="0"/>
+          <w:bCs w:val="0"/>
+          <w:sz w:val="24"/>
+          <w:szCs w:val="24"/>
+          <w:lang w:eastAsia="zh-CN"/>
+        </w:rPr>
+      </w:pPr>
+      <w:r>
+        <w:rPr>
+          <w:rFonts w:hint="default"/>
+          <w:b w:val="0"/>
+          <w:bCs w:val="0"/>
+          <w:sz w:val="24"/>
+          <w:szCs w:val="24"/>
+          <w:lang w:eastAsia="zh-CN"/>
+        </w:rPr>
+        <w:t>4 i v 表示一次价格修改操作</w:t>
+      </w:r>
+    </w:p>
     <w:p>
       <w:pPr>
         <w:ind w:firstLine="420" w:firstLineChars="0"/>
@@ -371,22 +817,9 @@
           <w:bCs w:val="0"/>
           <w:sz w:val="24"/>
           <w:szCs w:val="24"/>
-          <w:lang w:val="en-US" w:eastAsia="zh-CN"/>
-        </w:rPr>
-      </w:pPr>
-      <w:r>
-        <w:rPr>
-          <w:rFonts w:hint="eastAsia"/>
-          <w:b w:val="0"/>
-          <w:bCs w:val="0"/>
-          <w:sz w:val="24"/>
-          <w:szCs w:val="24"/>
-          <w:lang w:val="en-US" w:eastAsia="zh-CN"/>
-        </w:rPr>
-        <w:t xml:space="preserve"> </w:t>
-      </w:r>
-      <w:bookmarkStart w:id="6" w:name="_GoBack"/>
-      <w:bookmarkEnd w:id="6"/>
+          <w:lang w:eastAsia="zh-CN"/>
+        </w:rPr>
+      </w:pPr>
     </w:p>
     <w:p>
       <w:pPr>
@@ -417,25 +850,25 @@
         <w:ind w:firstLine="420" w:firstLineChars="0"/>
         <w:jc w:val="both"/>
         <w:rPr>
-          <w:rFonts w:hint="eastAsia"/>
-          <w:b w:val="0"/>
-          <w:bCs w:val="0"/>
-          <w:sz w:val="24"/>
-          <w:szCs w:val="24"/>
-          <w:lang w:val="en-US" w:eastAsia="zh-CN"/>
+          <w:rFonts w:hint="default"/>
+          <w:b w:val="0"/>
+          <w:bCs w:val="0"/>
+          <w:sz w:val="24"/>
+          <w:szCs w:val="24"/>
+          <w:lang w:eastAsia="zh-CN"/>
         </w:rPr>
       </w:pPr>
       <w:bookmarkStart w:id="4" w:name="OLE_LINK6"/>
       <w:r>
         <w:rPr>
-          <w:rFonts w:hint="eastAsia"/>
-          <w:b w:val="0"/>
-          <w:bCs w:val="0"/>
-          <w:sz w:val="24"/>
-          <w:szCs w:val="24"/>
-          <w:lang w:val="en-US" w:eastAsia="zh-CN"/>
-        </w:rPr>
-        <w:t>输出M行，第i行表示从第i天开始贸易一直到第M天结束最多能获得的收益。</w:t>
+          <w:rFonts w:hint="default"/>
+          <w:b w:val="0"/>
+          <w:bCs w:val="0"/>
+          <w:sz w:val="24"/>
+          <w:szCs w:val="24"/>
+          <w:lang w:eastAsia="zh-CN"/>
+        </w:rPr>
+        <w:t>对于每个2操作输出一行一个整数，表示售出物品的价格之和对1e9+7取模后的结果。</w:t>
       </w:r>
     </w:p>
     <w:p>
@@ -503,7 +936,18 @@
           <w:szCs w:val="24"/>
           <w:lang w:val="en-US" w:eastAsia="zh-CN"/>
         </w:rPr>
-        <w:t>2 3</w:t>
+        <w:t xml:space="preserve">2 </w:t>
+      </w:r>
+      <w:r>
+        <w:rPr>
+          <w:rFonts w:hint="default"/>
+          <w:b w:val="0"/>
+          <w:bCs w:val="0"/>
+          <w:sz w:val="24"/>
+          <w:szCs w:val="24"/>
+          <w:lang w:eastAsia="zh-CN"/>
+        </w:rPr>
+        <w:t>8</w:t>
       </w:r>
     </w:p>
     <w:p>
@@ -532,7 +976,40 @@
           <w:szCs w:val="24"/>
           <w:lang w:val="en-US" w:eastAsia="zh-CN"/>
         </w:rPr>
-        <w:t>1 3</w:t>
+        <w:t xml:space="preserve">1 </w:t>
+      </w:r>
+      <w:r>
+        <w:rPr>
+          <w:rFonts w:hint="default"/>
+          <w:b w:val="0"/>
+          <w:bCs w:val="0"/>
+          <w:sz w:val="24"/>
+          <w:szCs w:val="24"/>
+          <w:lang w:eastAsia="zh-CN"/>
+        </w:rPr>
+        <w:t xml:space="preserve">5 </w:t>
+      </w:r>
+      <w:r>
+        <w:rPr>
+          <w:rFonts w:hint="eastAsia"/>
+          <w:b w:val="0"/>
+          <w:bCs w:val="0"/>
+          <w:sz w:val="24"/>
+          <w:szCs w:val="24"/>
+          <w:lang w:val="en-US" w:eastAsia="zh-CN"/>
+        </w:rPr>
+        <w:t>3</w:t>
+      </w:r>
+      <w:r>
+        <w:rPr>
+          <w:rFonts w:hint="default"/>
+          <w:b w:val="0"/>
+          <w:bCs w:val="0"/>
+          <w:sz w:val="24"/>
+          <w:szCs w:val="24"/>
+          <w:lang w:eastAsia="zh-CN"/>
+        </w:rPr>
+        <w:t xml:space="preserve"> 1</w:t>
       </w:r>
     </w:p>
     <w:p>
@@ -549,19 +1026,19 @@
           <w:bCs w:val="0"/>
           <w:sz w:val="24"/>
           <w:szCs w:val="24"/>
-          <w:lang w:val="en-US" w:eastAsia="zh-CN"/>
-        </w:rPr>
-      </w:pPr>
-      <w:r>
-        <w:rPr>
-          <w:rFonts w:hint="eastAsia"/>
-          <w:b w:val="0"/>
-          <w:bCs w:val="0"/>
-          <w:sz w:val="24"/>
-          <w:szCs w:val="24"/>
-          <w:lang w:val="en-US" w:eastAsia="zh-CN"/>
-        </w:rPr>
-        <w:t>5 1</w:t>
+          <w:lang w:eastAsia="zh-CN"/>
+        </w:rPr>
+      </w:pPr>
+      <w:r>
+        <w:rPr>
+          <w:rFonts w:hint="default"/>
+          <w:b w:val="0"/>
+          <w:bCs w:val="0"/>
+          <w:sz w:val="24"/>
+          <w:szCs w:val="24"/>
+          <w:lang w:eastAsia="zh-CN"/>
+        </w:rPr>
+        <w:t>1 1</w:t>
       </w:r>
     </w:p>
     <w:p>
@@ -578,19 +1055,19 @@
           <w:bCs w:val="0"/>
           <w:sz w:val="24"/>
           <w:szCs w:val="24"/>
-          <w:lang w:val="en-US" w:eastAsia="zh-CN"/>
-        </w:rPr>
-      </w:pPr>
-      <w:r>
-        <w:rPr>
-          <w:rFonts w:hint="eastAsia"/>
-          <w:b w:val="0"/>
-          <w:bCs w:val="0"/>
-          <w:sz w:val="24"/>
-          <w:szCs w:val="24"/>
-          <w:lang w:val="en-US" w:eastAsia="zh-CN"/>
-        </w:rPr>
-        <w:t>3 0</w:t>
+          <w:lang w:eastAsia="zh-CN"/>
+        </w:rPr>
+      </w:pPr>
+      <w:r>
+        <w:rPr>
+          <w:rFonts w:hint="default"/>
+          <w:b w:val="0"/>
+          <w:bCs w:val="0"/>
+          <w:sz w:val="24"/>
+          <w:szCs w:val="24"/>
+          <w:lang w:eastAsia="zh-CN"/>
+        </w:rPr>
+        <w:t>2 3</w:t>
       </w:r>
     </w:p>
     <w:p>
@@ -602,24 +1079,24 @@
         </w:numPr>
         <w:jc w:val="both"/>
         <w:rPr>
-          <w:rFonts w:hint="eastAsia"/>
-          <w:b w:val="0"/>
-          <w:bCs w:val="0"/>
-          <w:sz w:val="24"/>
-          <w:szCs w:val="24"/>
-          <w:lang w:val="en-US" w:eastAsia="zh-CN"/>
-        </w:rPr>
-      </w:pPr>
-      <w:r>
-        <w:rPr>
-          <w:rFonts w:hint="eastAsia"/>
-          <w:b w:val="0"/>
-          <w:bCs w:val="0"/>
-          <w:sz w:val="24"/>
-          <w:szCs w:val="24"/>
-          <w:lang w:val="en-US" w:eastAsia="zh-CN"/>
-        </w:rPr>
-        <w:t>1 1 1 5</w:t>
+          <w:rFonts w:hint="default"/>
+          <w:b w:val="0"/>
+          <w:bCs w:val="0"/>
+          <w:sz w:val="24"/>
+          <w:szCs w:val="24"/>
+          <w:lang w:eastAsia="zh-CN"/>
+        </w:rPr>
+      </w:pPr>
+      <w:r>
+        <w:rPr>
+          <w:rFonts w:hint="default"/>
+          <w:b w:val="0"/>
+          <w:bCs w:val="0"/>
+          <w:sz w:val="24"/>
+          <w:szCs w:val="24"/>
+          <w:lang w:eastAsia="zh-CN"/>
+        </w:rPr>
+        <w:t>4 1 5</w:t>
       </w:r>
     </w:p>
     <w:p>
@@ -631,24 +1108,24 @@
         </w:numPr>
         <w:jc w:val="both"/>
         <w:rPr>
-          <w:rFonts w:hint="eastAsia"/>
-          <w:b w:val="0"/>
-          <w:bCs w:val="0"/>
-          <w:sz w:val="24"/>
-          <w:szCs w:val="24"/>
-          <w:lang w:val="en-US" w:eastAsia="zh-CN"/>
-        </w:rPr>
-      </w:pPr>
-      <w:r>
-        <w:rPr>
-          <w:rFonts w:hint="eastAsia"/>
-          <w:b w:val="0"/>
-          <w:bCs w:val="0"/>
-          <w:sz w:val="24"/>
-          <w:szCs w:val="24"/>
-          <w:lang w:val="en-US" w:eastAsia="zh-CN"/>
-        </w:rPr>
-        <w:t>10 2 2 2</w:t>
+          <w:rFonts w:hint="default"/>
+          <w:b w:val="0"/>
+          <w:bCs w:val="0"/>
+          <w:sz w:val="24"/>
+          <w:szCs w:val="24"/>
+          <w:lang w:eastAsia="zh-CN"/>
+        </w:rPr>
+      </w:pPr>
+      <w:r>
+        <w:rPr>
+          <w:rFonts w:hint="default"/>
+          <w:b w:val="0"/>
+          <w:bCs w:val="0"/>
+          <w:sz w:val="24"/>
+          <w:szCs w:val="24"/>
+          <w:lang w:eastAsia="zh-CN"/>
+        </w:rPr>
+        <w:t>1 1</w:t>
       </w:r>
     </w:p>
     <w:p>
@@ -660,6 +1137,122 @@
         </w:numPr>
         <w:jc w:val="both"/>
         <w:rPr>
+          <w:rFonts w:hint="default"/>
+          <w:b w:val="0"/>
+          <w:bCs w:val="0"/>
+          <w:sz w:val="24"/>
+          <w:szCs w:val="24"/>
+          <w:lang w:eastAsia="zh-CN"/>
+        </w:rPr>
+      </w:pPr>
+      <w:r>
+        <w:rPr>
+          <w:rFonts w:hint="default"/>
+          <w:b w:val="0"/>
+          <w:bCs w:val="0"/>
+          <w:sz w:val="24"/>
+          <w:szCs w:val="24"/>
+          <w:lang w:eastAsia="zh-CN"/>
+        </w:rPr>
+        <w:t>2 1</w:t>
+      </w:r>
+    </w:p>
+    <w:p>
+      <w:pPr>
+        <w:widowControl w:val="0"/>
+        <w:numPr>
+          <w:ilvl w:val="0"/>
+          <w:numId w:val="0"/>
+        </w:numPr>
+        <w:jc w:val="both"/>
+        <w:rPr>
+          <w:rFonts w:hint="default"/>
+          <w:b w:val="0"/>
+          <w:bCs w:val="0"/>
+          <w:sz w:val="24"/>
+          <w:szCs w:val="24"/>
+          <w:lang w:eastAsia="zh-CN"/>
+        </w:rPr>
+      </w:pPr>
+      <w:r>
+        <w:rPr>
+          <w:rFonts w:hint="default"/>
+          <w:b w:val="0"/>
+          <w:bCs w:val="0"/>
+          <w:sz w:val="24"/>
+          <w:szCs w:val="24"/>
+          <w:lang w:eastAsia="zh-CN"/>
+        </w:rPr>
+        <w:t>3 2 2</w:t>
+      </w:r>
+    </w:p>
+    <w:p>
+      <w:pPr>
+        <w:widowControl w:val="0"/>
+        <w:numPr>
+          <w:ilvl w:val="0"/>
+          <w:numId w:val="0"/>
+        </w:numPr>
+        <w:jc w:val="both"/>
+        <w:rPr>
+          <w:rFonts w:hint="eastAsia"/>
+          <w:b w:val="0"/>
+          <w:bCs w:val="0"/>
+          <w:sz w:val="24"/>
+          <w:szCs w:val="24"/>
+          <w:lang w:eastAsia="zh-CN"/>
+        </w:rPr>
+      </w:pPr>
+      <w:r>
+        <w:rPr>
+          <w:rFonts w:hint="default"/>
+          <w:b w:val="0"/>
+          <w:bCs w:val="0"/>
+          <w:sz w:val="24"/>
+          <w:szCs w:val="24"/>
+          <w:lang w:eastAsia="zh-CN"/>
+        </w:rPr>
+        <w:t>1 1</w:t>
+      </w:r>
+    </w:p>
+    <w:p>
+      <w:pPr>
+        <w:widowControl w:val="0"/>
+        <w:numPr>
+          <w:ilvl w:val="0"/>
+          <w:numId w:val="0"/>
+        </w:numPr>
+        <w:jc w:val="both"/>
+        <w:rPr>
+          <w:rFonts w:hint="eastAsia"/>
+          <w:b w:val="0"/>
+          <w:bCs w:val="0"/>
+          <w:sz w:val="24"/>
+          <w:szCs w:val="24"/>
+          <w:lang w:eastAsia="zh-CN"/>
+        </w:rPr>
+      </w:pPr>
+      <w:r>
+        <w:rPr>
+          <w:rFonts w:hint="default"/>
+          <w:b w:val="0"/>
+          <w:bCs w:val="0"/>
+          <w:sz w:val="24"/>
+          <w:szCs w:val="24"/>
+          <w:lang w:eastAsia="zh-CN"/>
+        </w:rPr>
+        <w:t>2 13</w:t>
+      </w:r>
+    </w:p>
+    <w:p>
+      <w:pPr>
+        <w:widowControl w:val="0"/>
+        <w:numPr>
+          <w:ilvl w:val="0"/>
+          <w:numId w:val="0"/>
+        </w:numPr>
+        <w:jc w:val="both"/>
+        <w:rPr>
           <w:rFonts w:hint="eastAsia"/>
           <w:b w:val="0"/>
           <w:bCs w:val="0"/>
@@ -709,23 +1302,23 @@
       <w:pPr>
         <w:jc w:val="both"/>
         <w:rPr>
-          <w:rFonts w:hint="eastAsia"/>
-          <w:b w:val="0"/>
-          <w:bCs w:val="0"/>
-          <w:sz w:val="24"/>
-          <w:szCs w:val="24"/>
-          <w:lang w:val="en-US" w:eastAsia="zh-CN"/>
+          <w:rFonts w:hint="default"/>
+          <w:b w:val="0"/>
+          <w:bCs w:val="0"/>
+          <w:sz w:val="24"/>
+          <w:szCs w:val="24"/>
+          <w:lang w:eastAsia="zh-CN"/>
         </w:rPr>
       </w:pPr>
       <w:bookmarkStart w:id="5" w:name="OLE_LINK9"/>
       <w:r>
         <w:rPr>
-          <w:rFonts w:hint="eastAsia"/>
-          <w:b w:val="0"/>
-          <w:bCs w:val="0"/>
-          <w:sz w:val="24"/>
-          <w:szCs w:val="24"/>
-          <w:lang w:val="en-US" w:eastAsia="zh-CN"/>
+          <w:rFonts w:hint="default"/>
+          <w:b w:val="0"/>
+          <w:bCs w:val="0"/>
+          <w:sz w:val="24"/>
+          <w:szCs w:val="24"/>
+          <w:lang w:eastAsia="zh-CN"/>
         </w:rPr>
         <w:t>5</w:t>
       </w:r>
@@ -734,22 +1327,22 @@
       <w:pPr>
         <w:jc w:val="both"/>
         <w:rPr>
-          <w:rFonts w:hint="eastAsia"/>
-          <w:b w:val="0"/>
-          <w:bCs w:val="0"/>
-          <w:sz w:val="24"/>
-          <w:szCs w:val="24"/>
-          <w:lang w:val="en-US" w:eastAsia="zh-CN"/>
-        </w:rPr>
-      </w:pPr>
-      <w:r>
-        <w:rPr>
-          <w:rFonts w:hint="eastAsia"/>
-          <w:b w:val="0"/>
-          <w:bCs w:val="0"/>
-          <w:sz w:val="24"/>
-          <w:szCs w:val="24"/>
-          <w:lang w:val="en-US" w:eastAsia="zh-CN"/>
+          <w:rFonts w:hint="default"/>
+          <w:b w:val="0"/>
+          <w:bCs w:val="0"/>
+          <w:sz w:val="24"/>
+          <w:szCs w:val="24"/>
+          <w:lang w:eastAsia="zh-CN"/>
+        </w:rPr>
+      </w:pPr>
+      <w:r>
+        <w:rPr>
+          <w:rFonts w:hint="default"/>
+          <w:b w:val="0"/>
+          <w:bCs w:val="0"/>
+          <w:sz w:val="24"/>
+          <w:szCs w:val="24"/>
+          <w:lang w:eastAsia="zh-CN"/>
         </w:rPr>
         <w:t>5</w:t>
       </w:r>
@@ -763,33 +1356,20 @@
           <w:bCs w:val="0"/>
           <w:sz w:val="24"/>
           <w:szCs w:val="24"/>
-          <w:lang w:val="en-US" w:eastAsia="zh-CN"/>
-        </w:rPr>
-      </w:pPr>
-      <w:r>
-        <w:rPr>
-          <w:rFonts w:hint="eastAsia"/>
-          <w:b w:val="0"/>
-          <w:bCs w:val="0"/>
-          <w:sz w:val="24"/>
-          <w:szCs w:val="24"/>
-          <w:lang w:val="en-US" w:eastAsia="zh-CN"/>
-        </w:rPr>
-        <w:t>31</w:t>
-      </w:r>
-    </w:p>
-    <w:p>
-      <w:pPr>
-        <w:jc w:val="both"/>
-        <w:rPr>
-          <w:rFonts w:hint="eastAsia"/>
-          <w:b w:val="0"/>
-          <w:bCs w:val="0"/>
-          <w:sz w:val="24"/>
-          <w:szCs w:val="24"/>
-          <w:lang w:val="en-US" w:eastAsia="zh-CN"/>
-        </w:rPr>
-      </w:pPr>
+          <w:lang w:eastAsia="zh-CN"/>
+        </w:rPr>
+      </w:pPr>
+      <w:r>
+        <w:rPr>
+          <w:rFonts w:hint="default"/>
+          <w:b w:val="0"/>
+          <w:bCs w:val="0"/>
+          <w:sz w:val="24"/>
+          <w:szCs w:val="24"/>
+          <w:lang w:eastAsia="zh-CN"/>
+        </w:rPr>
+        <w:t>63</w:t>
+      </w:r>
     </w:p>
     <w:p>
       <w:pPr>
@@ -833,6 +1413,217 @@
       <w:pPr>
         <w:jc w:val="both"/>
         <w:rPr>
+          <w:rFonts w:hint="default"/>
+          <w:b w:val="0"/>
+          <w:bCs w:val="0"/>
+          <w:sz w:val="24"/>
+          <w:szCs w:val="24"/>
+          <w:lang w:eastAsia="zh-CN"/>
+        </w:rPr>
+      </w:pPr>
+      <w:r>
+        <w:rPr>
+          <w:rFonts w:hint="eastAsia"/>
+          <w:b w:val="0"/>
+          <w:bCs w:val="0"/>
+          <w:sz w:val="24"/>
+          <w:szCs w:val="24"/>
+          <w:lang w:val="en-US" w:eastAsia="zh-CN"/>
+        </w:rPr>
+        <w:t>1 &lt;= N &lt;=</w:t>
+      </w:r>
+      <w:r>
+        <w:rPr>
+          <w:rFonts w:hint="default"/>
+          <w:b w:val="0"/>
+          <w:bCs w:val="0"/>
+          <w:sz w:val="24"/>
+          <w:szCs w:val="24"/>
+          <w:lang w:eastAsia="zh-CN"/>
+        </w:rPr>
+        <w:t xml:space="preserve"> 3e5</w:t>
+      </w:r>
+      <w:r>
+        <w:rPr>
+          <w:rFonts w:hint="eastAsia"/>
+          <w:b w:val="0"/>
+          <w:bCs w:val="0"/>
+          <w:sz w:val="24"/>
+          <w:szCs w:val="24"/>
+          <w:lang w:val="en-US" w:eastAsia="zh-CN"/>
+        </w:rPr>
+        <w:t xml:space="preserve">; 1 &lt;= M &lt;= </w:t>
+      </w:r>
+      <w:r>
+        <w:rPr>
+          <w:rFonts w:hint="default"/>
+          <w:b w:val="0"/>
+          <w:bCs w:val="0"/>
+          <w:sz w:val="24"/>
+          <w:szCs w:val="24"/>
+          <w:lang w:eastAsia="zh-CN"/>
+        </w:rPr>
+        <w:t>3e5</w:t>
+      </w:r>
+      <w:r>
+        <w:rPr>
+          <w:rFonts w:hint="eastAsia"/>
+          <w:b w:val="0"/>
+          <w:bCs w:val="0"/>
+          <w:sz w:val="24"/>
+          <w:szCs w:val="24"/>
+          <w:lang w:val="en-US" w:eastAsia="zh-CN"/>
+        </w:rPr>
+        <w:t xml:space="preserve">; 0 &lt;= </w:t>
+      </w:r>
+      <w:r>
+        <w:rPr>
+          <w:rFonts w:hint="default"/>
+          <w:b w:val="0"/>
+          <w:bCs w:val="0"/>
+          <w:sz w:val="24"/>
+          <w:szCs w:val="24"/>
+          <w:lang w:eastAsia="zh-CN"/>
+        </w:rPr>
+        <w:t>k</w:t>
+      </w:r>
+      <w:r>
+        <w:rPr>
+          <w:rFonts w:hint="eastAsia"/>
+          <w:b w:val="0"/>
+          <w:bCs w:val="0"/>
+          <w:sz w:val="24"/>
+          <w:szCs w:val="24"/>
+          <w:lang w:val="en-US" w:eastAsia="zh-CN"/>
+        </w:rPr>
+        <w:t xml:space="preserve"> &lt;= 1e</w:t>
+      </w:r>
+      <w:r>
+        <w:rPr>
+          <w:rFonts w:hint="default"/>
+          <w:b w:val="0"/>
+          <w:bCs w:val="0"/>
+          <w:sz w:val="24"/>
+          <w:szCs w:val="24"/>
+          <w:lang w:eastAsia="zh-CN"/>
+        </w:rPr>
+        <w:t>18</w:t>
+      </w:r>
+      <w:r>
+        <w:rPr>
+          <w:rFonts w:hint="eastAsia"/>
+          <w:b w:val="0"/>
+          <w:bCs w:val="0"/>
+          <w:sz w:val="24"/>
+          <w:szCs w:val="24"/>
+          <w:lang w:val="en-US" w:eastAsia="zh-CN"/>
+        </w:rPr>
+        <w:t xml:space="preserve">; 0 &lt;= </w:t>
+      </w:r>
+      <w:r>
+        <w:rPr>
+          <w:rFonts w:hint="default"/>
+          <w:b w:val="0"/>
+          <w:bCs w:val="0"/>
+          <w:sz w:val="24"/>
+          <w:szCs w:val="24"/>
+          <w:lang w:eastAsia="zh-CN"/>
+        </w:rPr>
+        <w:t>p</w:t>
+      </w:r>
+      <w:r>
+        <w:rPr>
+          <w:rFonts w:hint="eastAsia"/>
+          <w:b w:val="0"/>
+          <w:bCs w:val="0"/>
+          <w:sz w:val="24"/>
+          <w:szCs w:val="24"/>
+          <w:lang w:val="en-US" w:eastAsia="zh-CN"/>
+        </w:rPr>
+        <w:t xml:space="preserve"> &lt;= 1e</w:t>
+      </w:r>
+      <w:r>
+        <w:rPr>
+          <w:rFonts w:hint="default"/>
+          <w:b w:val="0"/>
+          <w:bCs w:val="0"/>
+          <w:sz w:val="24"/>
+          <w:szCs w:val="24"/>
+          <w:lang w:eastAsia="zh-CN"/>
+        </w:rPr>
+        <w:t>5;</w:t>
+      </w:r>
+      <w:r>
+        <w:rPr>
+          <w:rFonts w:hint="eastAsia"/>
+          <w:b w:val="0"/>
+          <w:bCs w:val="0"/>
+          <w:sz w:val="24"/>
+          <w:szCs w:val="24"/>
+          <w:lang w:val="en-US" w:eastAsia="zh-CN"/>
+        </w:rPr>
+        <w:t xml:space="preserve"> 0 &lt;= </w:t>
+      </w:r>
+      <w:r>
+        <w:rPr>
+          <w:rFonts w:hint="default"/>
+          <w:b w:val="0"/>
+          <w:bCs w:val="0"/>
+          <w:sz w:val="24"/>
+          <w:szCs w:val="24"/>
+          <w:lang w:eastAsia="zh-CN"/>
+        </w:rPr>
+        <w:t>c</w:t>
+      </w:r>
+      <w:r>
+        <w:rPr>
+          <w:rFonts w:hint="eastAsia"/>
+          <w:b w:val="0"/>
+          <w:bCs w:val="0"/>
+          <w:sz w:val="24"/>
+          <w:szCs w:val="24"/>
+          <w:lang w:val="en-US" w:eastAsia="zh-CN"/>
+        </w:rPr>
+        <w:t xml:space="preserve"> &lt;= 1e</w:t>
+      </w:r>
+      <w:r>
+        <w:rPr>
+          <w:rFonts w:hint="default"/>
+          <w:b w:val="0"/>
+          <w:bCs w:val="0"/>
+          <w:sz w:val="24"/>
+          <w:szCs w:val="24"/>
+          <w:lang w:eastAsia="zh-CN"/>
+        </w:rPr>
+        <w:t>9</w:t>
+      </w:r>
+      <w:r>
+        <w:rPr>
+          <w:rFonts w:hint="eastAsia"/>
+          <w:b w:val="0"/>
+          <w:bCs w:val="0"/>
+          <w:sz w:val="24"/>
+          <w:szCs w:val="24"/>
+          <w:lang w:val="en-US" w:eastAsia="zh-CN"/>
+        </w:rPr>
+        <w:t>;</w:t>
+      </w:r>
+      <w:r>
+        <w:rPr>
+          <w:rFonts w:hint="default"/>
+          <w:b w:val="0"/>
+          <w:bCs w:val="0"/>
+          <w:sz w:val="24"/>
+          <w:szCs w:val="24"/>
+          <w:lang w:eastAsia="zh-CN"/>
+        </w:rPr>
+        <w:t xml:space="preserve"> </w:t>
+      </w:r>
+    </w:p>
+    <w:p>
+      <w:pPr>
+        <w:jc w:val="both"/>
+        <w:rPr>
           <w:rFonts w:hint="eastAsia" w:eastAsiaTheme="minorEastAsia"/>
           <w:b w:val="0"/>
           <w:bCs w:val="0"/>
@@ -843,38 +1634,14 @@
       </w:pPr>
       <w:r>
         <w:rPr>
-          <w:rFonts w:hint="eastAsia"/>
-          <w:b w:val="0"/>
-          <w:bCs w:val="0"/>
-          <w:sz w:val="24"/>
-          <w:szCs w:val="24"/>
-          <w:lang w:val="en-US" w:eastAsia="zh-CN"/>
-        </w:rPr>
-        <w:t>1 &lt;= N &lt;= 10,0000; 1 &lt;= M &lt;= 10,0000; ΣQi &lt;= 30,0000;</w:t>
-      </w:r>
-    </w:p>
-    <w:p>
-      <w:pPr>
-        <w:jc w:val="both"/>
-        <w:rPr>
-          <w:rFonts w:hint="eastAsia" w:eastAsiaTheme="minorEastAsia"/>
-          <w:b w:val="0"/>
-          <w:bCs w:val="0"/>
-          <w:sz w:val="24"/>
-          <w:szCs w:val="24"/>
-          <w:lang w:val="en-US" w:eastAsia="zh-CN"/>
-        </w:rPr>
-      </w:pPr>
-      <w:r>
-        <w:rPr>
-          <w:rFonts w:hint="eastAsia"/>
-          <w:b w:val="0"/>
-          <w:bCs w:val="0"/>
-          <w:sz w:val="24"/>
-          <w:szCs w:val="24"/>
-          <w:lang w:val="en-US" w:eastAsia="zh-CN"/>
-        </w:rPr>
-        <w:t>0 &lt;= Ki &lt;= 1e9; 0 &lt;= vi &lt;= 1e9; 0 &lt;= pi &lt;= 1e9;</w:t>
+          <w:rFonts w:hint="default"/>
+          <w:b w:val="0"/>
+          <w:bCs w:val="0"/>
+          <w:sz w:val="24"/>
+          <w:szCs w:val="24"/>
+          <w:lang w:eastAsia="zh-CN"/>
+        </w:rPr>
+        <w:t>1 &lt;= t &lt;= 1e3;</w:t>
       </w:r>
     </w:p>
     <w:sectPr>
@@ -1235,7 +2002,7 @@
   <a:themeElements>
     <a:clrScheme name="Office">
       <a:dk1>
-        <a:sysClr val="windowText" lastClr="000000"/>
+        <a:sysClr val="windowText" lastClr="4C4C4C"/>
       </a:dk1>
       <a:lt1>
         <a:sysClr val="window" lastClr="FFFFFF"/>
@@ -1482,6 +2249,7 @@
     </a:fmtScheme>
   </a:themeElements>
   <a:objectDefaults/>
+  <a:extraClrSchemeLst/>
 </a:theme>
 </file>
 

--- a/PlanetBase模拟赛Ⅰ/贸易/贸易.docx
+++ b/PlanetBase模拟赛Ⅰ/贸易/贸易.docx
@@ -26,8 +26,6 @@
         </w:rPr>
         <w:t>256</w:t>
       </w:r>
-      <w:bookmarkStart w:id="6" w:name="_GoBack"/>
-      <w:bookmarkEnd w:id="6"/>
       <w:r>
         <w:rPr>
           <w:rFonts w:hint="eastAsia"/>
@@ -318,7 +316,64 @@
           <w:szCs w:val="24"/>
           <w:lang w:eastAsia="zh-CN"/>
         </w:rPr>
-        <w:t>2.每次售出操作会将价格最高的k个物品出售，对于价格相同的物品优先出售种类编号高的物品，若所有物品数量之和不足k，则忽略不足的部分。</w:t>
+        <w:t>2.每次售出操作会将价格最高的k个物品出售，对于价格相同的物品优先出售种类编号高的物品，若所有物品数量之和不足k，则忽略不足的部分</w:t>
+      </w:r>
+      <w:r>
+        <w:rPr>
+          <w:rFonts w:hint="default"/>
+          <w:b w:val="0"/>
+          <w:bCs w:val="0"/>
+          <w:sz w:val="24"/>
+          <w:szCs w:val="24"/>
+          <w:lang w:eastAsia="zh-CN"/>
+        </w:rPr>
+        <w:t>，</w:t>
+      </w:r>
+      <w:r>
+        <w:rPr>
+          <w:rFonts w:hint="default"/>
+          <w:b w:val="0"/>
+          <w:bCs w:val="0"/>
+          <w:sz w:val="24"/>
+          <w:szCs w:val="24"/>
+          <w:lang w:eastAsia="zh-CN"/>
+        </w:rPr>
+        <w:t>由于董事长能够自己算出大概的答案，所以只用输出</w:t>
+      </w:r>
+      <w:r>
+        <w:rPr>
+          <w:rFonts w:hint="default"/>
+          <w:b w:val="0"/>
+          <w:bCs w:val="0"/>
+          <w:sz w:val="24"/>
+          <w:szCs w:val="24"/>
+          <w:lang w:eastAsia="zh-CN"/>
+        </w:rPr>
+        <w:t>售出所有</w:t>
+      </w:r>
+      <w:bookmarkStart w:id="6" w:name="_GoBack"/>
+      <w:bookmarkEnd w:id="6"/>
+      <w:r>
+        <w:rPr>
+          <w:rFonts w:hint="default"/>
+          <w:b w:val="0"/>
+          <w:bCs w:val="0"/>
+          <w:sz w:val="24"/>
+          <w:szCs w:val="24"/>
+          <w:lang w:eastAsia="zh-CN"/>
+        </w:rPr>
+        <w:t>物品价格之和</w:t>
+      </w:r>
+      <w:r>
+        <w:rPr>
+          <w:rFonts w:hint="default"/>
+          <w:b w:val="0"/>
+          <w:bCs w:val="0"/>
+          <w:sz w:val="24"/>
+          <w:szCs w:val="24"/>
+          <w:lang w:eastAsia="zh-CN"/>
+        </w:rPr>
+        <w:t>对1e9+7取模后的结果即可。</w:t>
       </w:r>
     </w:p>
     <w:p>
@@ -412,18 +467,40 @@
           <w:szCs w:val="24"/>
           <w:lang w:eastAsia="zh-CN"/>
         </w:rPr>
-        <w:t>4.</w:t>
-      </w:r>
-      <w:r>
-        <w:rPr>
-          <w:rFonts w:hint="default"/>
-          <w:b w:val="0"/>
-          <w:bCs w:val="0"/>
-          <w:sz w:val="24"/>
-          <w:szCs w:val="24"/>
-          <w:lang w:eastAsia="zh-CN"/>
-        </w:rPr>
-        <w:t>每次</w:t>
+        <w:t>4.每次价格修改操作会指定一个i，</w:t>
+      </w:r>
+      <w:r>
+        <w:rPr>
+          <w:rFonts w:hint="eastAsia"/>
+          <w:b w:val="0"/>
+          <w:bCs w:val="0"/>
+          <w:sz w:val="24"/>
+          <w:szCs w:val="24"/>
+          <w:lang w:val="en-US" w:eastAsia="zh-CN"/>
+        </w:rPr>
+        <w:t>修改</w:t>
+      </w:r>
+      <w:r>
+        <w:rPr>
+          <w:rFonts w:hint="default"/>
+          <w:b w:val="0"/>
+          <w:bCs w:val="0"/>
+          <w:sz w:val="24"/>
+          <w:szCs w:val="24"/>
+          <w:lang w:eastAsia="zh-CN"/>
+        </w:rPr>
+        <w:t>第i个</w:t>
+      </w:r>
+      <w:r>
+        <w:rPr>
+          <w:rFonts w:hint="eastAsia"/>
+          <w:b w:val="0"/>
+          <w:bCs w:val="0"/>
+          <w:sz w:val="24"/>
+          <w:szCs w:val="24"/>
+          <w:lang w:val="en-US" w:eastAsia="zh-CN"/>
+        </w:rPr>
+        <w:t>货物的</w:t>
       </w:r>
       <w:r>
         <w:rPr>
@@ -438,61 +515,6 @@
       </w:r>
       <w:r>
         <w:rPr>
-          <w:rFonts w:hint="default"/>
-          <w:b w:val="0"/>
-          <w:bCs w:val="0"/>
-          <w:sz w:val="24"/>
-          <w:szCs w:val="24"/>
-          <w:lang w:eastAsia="zh-CN"/>
-        </w:rPr>
-        <w:t>修改操作会指定一个i，</w:t>
-      </w:r>
-      <w:r>
-        <w:rPr>
-          <w:rFonts w:hint="eastAsia"/>
-          <w:b w:val="0"/>
-          <w:bCs w:val="0"/>
-          <w:sz w:val="24"/>
-          <w:szCs w:val="24"/>
-          <w:lang w:val="en-US" w:eastAsia="zh-CN"/>
-        </w:rPr>
-        <w:t>修改</w:t>
-      </w:r>
-      <w:r>
-        <w:rPr>
-          <w:rFonts w:hint="default"/>
-          <w:b w:val="0"/>
-          <w:bCs w:val="0"/>
-          <w:sz w:val="24"/>
-          <w:szCs w:val="24"/>
-          <w:lang w:eastAsia="zh-CN"/>
-        </w:rPr>
-        <w:t>第i个</w:t>
-      </w:r>
-      <w:r>
-        <w:rPr>
-          <w:rFonts w:hint="eastAsia"/>
-          <w:b w:val="0"/>
-          <w:bCs w:val="0"/>
-          <w:sz w:val="24"/>
-          <w:szCs w:val="24"/>
-          <w:lang w:val="en-US" w:eastAsia="zh-CN"/>
-        </w:rPr>
-        <w:t>货物的</w:t>
-      </w:r>
-      <w:r>
-        <w:rPr>
-          <w:rFonts w:hint="default"/>
-          <w:b w:val="0"/>
-          <w:bCs w:val="0"/>
-          <w:sz w:val="24"/>
-          <w:szCs w:val="24"/>
-          <w:lang w:eastAsia="zh-CN"/>
-        </w:rPr>
-        <w:t>价格</w:t>
-      </w:r>
-      <w:r>
-        <w:rPr>
           <w:rFonts w:hint="eastAsia"/>
           <w:b w:val="0"/>
           <w:bCs w:val="0"/>
@@ -511,43 +533,7 @@
           <w:szCs w:val="24"/>
           <w:lang w:eastAsia="zh-CN"/>
         </w:rPr>
-        <w:t>v</w:t>
-      </w:r>
-      <w:r>
-        <w:rPr>
-          <w:rFonts w:hint="default"/>
-          <w:b w:val="0"/>
-          <w:bCs w:val="0"/>
-          <w:sz w:val="24"/>
-          <w:szCs w:val="24"/>
-          <w:lang w:eastAsia="zh-CN"/>
-        </w:rPr>
-        <w:t>。</w:t>
-      </w:r>
-    </w:p>
-    <w:p>
-      <w:pPr>
-        <w:ind w:firstLine="420" w:firstLineChars="0"/>
-        <w:jc w:val="both"/>
-        <w:rPr>
-          <w:rFonts w:hint="default"/>
-          <w:b w:val="0"/>
-          <w:bCs w:val="0"/>
-          <w:sz w:val="24"/>
-          <w:szCs w:val="24"/>
-          <w:lang w:eastAsia="zh-CN"/>
-        </w:rPr>
-      </w:pPr>
-      <w:r>
-        <w:rPr>
-          <w:rFonts w:hint="default"/>
-          <w:b w:val="0"/>
-          <w:bCs w:val="0"/>
-          <w:sz w:val="24"/>
-          <w:szCs w:val="24"/>
-          <w:lang w:eastAsia="zh-CN"/>
-        </w:rPr>
-        <w:t>由于董事长能够自己算出大概的答案，所以只用输出答案对1e9+7取模后的结果即可。</w:t>
+        <w:t>v。</w:t>
       </w:r>
     </w:p>
     <w:p>

--- a/PlanetBase模拟赛Ⅰ/贸易/贸易.docx
+++ b/PlanetBase模拟赛Ⅰ/贸易/贸易.docx
@@ -316,64 +316,7 @@
           <w:szCs w:val="24"/>
           <w:lang w:eastAsia="zh-CN"/>
         </w:rPr>
-        <w:t>2.每次售出操作会将价格最高的k个物品出售，对于价格相同的物品优先出售种类编号高的物品，若所有物品数量之和不足k，则忽略不足的部分</w:t>
-      </w:r>
-      <w:r>
-        <w:rPr>
-          <w:rFonts w:hint="default"/>
-          <w:b w:val="0"/>
-          <w:bCs w:val="0"/>
-          <w:sz w:val="24"/>
-          <w:szCs w:val="24"/>
-          <w:lang w:eastAsia="zh-CN"/>
-        </w:rPr>
-        <w:t>，</w:t>
-      </w:r>
-      <w:r>
-        <w:rPr>
-          <w:rFonts w:hint="default"/>
-          <w:b w:val="0"/>
-          <w:bCs w:val="0"/>
-          <w:sz w:val="24"/>
-          <w:szCs w:val="24"/>
-          <w:lang w:eastAsia="zh-CN"/>
-        </w:rPr>
-        <w:t>由于董事长能够自己算出大概的答案，所以只用输出</w:t>
-      </w:r>
-      <w:r>
-        <w:rPr>
-          <w:rFonts w:hint="default"/>
-          <w:b w:val="0"/>
-          <w:bCs w:val="0"/>
-          <w:sz w:val="24"/>
-          <w:szCs w:val="24"/>
-          <w:lang w:eastAsia="zh-CN"/>
-        </w:rPr>
-        <w:t>售出所有</w:t>
-      </w:r>
-      <w:bookmarkStart w:id="6" w:name="_GoBack"/>
-      <w:bookmarkEnd w:id="6"/>
-      <w:r>
-        <w:rPr>
-          <w:rFonts w:hint="default"/>
-          <w:b w:val="0"/>
-          <w:bCs w:val="0"/>
-          <w:sz w:val="24"/>
-          <w:szCs w:val="24"/>
-          <w:lang w:eastAsia="zh-CN"/>
-        </w:rPr>
-        <w:t>物品价格之和</w:t>
-      </w:r>
-      <w:r>
-        <w:rPr>
-          <w:rFonts w:hint="default"/>
-          <w:b w:val="0"/>
-          <w:bCs w:val="0"/>
-          <w:sz w:val="24"/>
-          <w:szCs w:val="24"/>
-          <w:lang w:eastAsia="zh-CN"/>
-        </w:rPr>
-        <w:t>对1e9+7取模后的结果即可。</w:t>
+        <w:t>2.每次售出操作会将价格最高的k个物品出售，对于价格相同的物品优先出售种类编号高的物品，若所有物品数量之和不足k，则忽略不足的部分，由于董事长能够自己算出大概的答案，所以只用输出售出所有物品价格之和对1e9+7取模后的结果即可。</w:t>
       </w:r>
     </w:p>
     <w:p>
@@ -1200,6 +1143,8 @@
         </w:rPr>
         <w:t>1 1</w:t>
       </w:r>
+      <w:bookmarkStart w:id="6" w:name="_GoBack"/>
+      <w:bookmarkEnd w:id="6"/>
     </w:p>
     <w:p>
       <w:pPr>
@@ -1988,7 +1933,7 @@
   <a:themeElements>
     <a:clrScheme name="Office">
       <a:dk1>
-        <a:sysClr val="windowText" lastClr="4C4C4C"/>
+        <a:sysClr val="windowText" lastClr="000000"/>
       </a:dk1>
       <a:lt1>
         <a:sysClr val="window" lastClr="FFFFFF"/>
@@ -2235,7 +2180,6 @@
     </a:fmtScheme>
   </a:themeElements>
   <a:objectDefaults/>
-  <a:extraClrSchemeLst/>
 </a:theme>
 </file>
 

--- a/PlanetBase模拟赛Ⅰ/贸易/贸易.docx
+++ b/PlanetBase模拟赛Ⅰ/贸易/贸易.docx
@@ -46,7 +46,7 @@
           <w:szCs w:val="21"/>
           <w:lang w:eastAsia="zh-CN"/>
         </w:rPr>
-        <w:t>2</w:t>
+        <w:t>3</w:t>
       </w:r>
       <w:r>
         <w:rPr>
@@ -156,7 +156,20 @@
           <w:szCs w:val="24"/>
           <w:lang w:eastAsia="zh-CN"/>
         </w:rPr>
-        <w:t>在经历了开局的人口稀少，到初期的资源匮乏之后，火星殖民地菊家村的发展终于步入正轨，机智的未来科技有限公司董事长王老菊制定了一系列货物生产计划</w:t>
+        <w:t>在经历了开局的人口稀少，到初期的资源匮乏之后，火星殖民地菊家村的发展终于步入正轨，机</w:t>
+      </w:r>
+      <w:bookmarkStart w:id="6" w:name="_GoBack"/>
+      <w:bookmarkEnd w:id="6"/>
+      <w:r>
+        <w:rPr>
+          <w:rFonts w:hint="default"/>
+          <w:b w:val="0"/>
+          <w:bCs w:val="0"/>
+          <w:sz w:val="24"/>
+          <w:szCs w:val="24"/>
+          <w:lang w:eastAsia="zh-CN"/>
+        </w:rPr>
+        <w:t>智的未来科技有限公司董事长王老菊制定了一系列货物生产计划</w:t>
       </w:r>
       <w:r>
         <w:rPr>
@@ -476,7 +489,18 @@
           <w:szCs w:val="24"/>
           <w:lang w:eastAsia="zh-CN"/>
         </w:rPr>
-        <w:t>v。</w:t>
+        <w:t>c</w:t>
+      </w:r>
+      <w:r>
+        <w:rPr>
+          <w:rFonts w:hint="default"/>
+          <w:b w:val="0"/>
+          <w:bCs w:val="0"/>
+          <w:sz w:val="24"/>
+          <w:szCs w:val="24"/>
+          <w:lang w:eastAsia="zh-CN"/>
+        </w:rPr>
+        <w:t>。</w:t>
       </w:r>
     </w:p>
     <w:p>
@@ -590,18 +614,62 @@
           <w:szCs w:val="24"/>
           <w:lang w:val="en-US" w:eastAsia="zh-CN"/>
         </w:rPr>
-        <w:t>整数vi</w:t>
-      </w:r>
-      <w:r>
-        <w:rPr>
-          <w:rFonts w:hint="default"/>
-          <w:b w:val="0"/>
-          <w:bCs w:val="0"/>
-          <w:sz w:val="24"/>
-          <w:szCs w:val="24"/>
-          <w:lang w:eastAsia="zh-CN"/>
-        </w:rPr>
-        <w:t xml:space="preserve"> ci</w:t>
+        <w:t>整数</w:t>
+      </w:r>
+      <w:r>
+        <w:rPr>
+          <w:rFonts w:hint="default"/>
+          <w:b w:val="0"/>
+          <w:bCs w:val="0"/>
+          <w:sz w:val="24"/>
+          <w:szCs w:val="24"/>
+          <w:lang w:eastAsia="zh-CN"/>
+        </w:rPr>
+        <w:t>c</w:t>
+      </w:r>
+      <w:r>
+        <w:rPr>
+          <w:rFonts w:hint="eastAsia"/>
+          <w:b w:val="0"/>
+          <w:bCs w:val="0"/>
+          <w:sz w:val="24"/>
+          <w:szCs w:val="24"/>
+          <w:lang w:val="en-US" w:eastAsia="zh-CN"/>
+        </w:rPr>
+        <w:t>i</w:t>
+      </w:r>
+      <w:r>
+        <w:rPr>
+          <w:rFonts w:hint="default"/>
+          <w:b w:val="0"/>
+          <w:bCs w:val="0"/>
+          <w:sz w:val="24"/>
+          <w:szCs w:val="24"/>
+          <w:lang w:eastAsia="zh-CN"/>
+        </w:rPr>
+        <w:t xml:space="preserve"> </w:t>
+      </w:r>
+      <w:r>
+        <w:rPr>
+          <w:rFonts w:hint="default"/>
+          <w:b w:val="0"/>
+          <w:bCs w:val="0"/>
+          <w:sz w:val="24"/>
+          <w:szCs w:val="24"/>
+          <w:lang w:eastAsia="zh-CN"/>
+        </w:rPr>
+        <w:t>p</w:t>
+      </w:r>
+      <w:r>
+        <w:rPr>
+          <w:rFonts w:hint="default"/>
+          <w:b w:val="0"/>
+          <w:bCs w:val="0"/>
+          <w:sz w:val="24"/>
+          <w:szCs w:val="24"/>
+          <w:lang w:eastAsia="zh-CN"/>
+        </w:rPr>
+        <w:t>i</w:t>
       </w:r>
     </w:p>
     <w:p>
@@ -706,7 +774,29 @@
           <w:szCs w:val="24"/>
           <w:lang w:eastAsia="zh-CN"/>
         </w:rPr>
-        <w:t>3 i c 表示一次产量修改操作</w:t>
+        <w:t xml:space="preserve">3 i </w:t>
+      </w:r>
+      <w:r>
+        <w:rPr>
+          <w:rFonts w:hint="default"/>
+          <w:b w:val="0"/>
+          <w:bCs w:val="0"/>
+          <w:sz w:val="24"/>
+          <w:szCs w:val="24"/>
+          <w:lang w:eastAsia="zh-CN"/>
+        </w:rPr>
+        <w:t>p</w:t>
+      </w:r>
+      <w:r>
+        <w:rPr>
+          <w:rFonts w:hint="default"/>
+          <w:b w:val="0"/>
+          <w:bCs w:val="0"/>
+          <w:sz w:val="24"/>
+          <w:szCs w:val="24"/>
+          <w:lang w:eastAsia="zh-CN"/>
+        </w:rPr>
+        <w:t xml:space="preserve"> 表示一次产量修改操作</w:t>
       </w:r>
     </w:p>
     <w:p>
@@ -732,7 +822,29 @@
           <w:szCs w:val="24"/>
           <w:lang w:eastAsia="zh-CN"/>
         </w:rPr>
-        <w:t>4 i v 表示一次价格修改操作</w:t>
+        <w:t xml:space="preserve">4 i </w:t>
+      </w:r>
+      <w:r>
+        <w:rPr>
+          <w:rFonts w:hint="default"/>
+          <w:b w:val="0"/>
+          <w:bCs w:val="0"/>
+          <w:sz w:val="24"/>
+          <w:szCs w:val="24"/>
+          <w:lang w:eastAsia="zh-CN"/>
+        </w:rPr>
+        <w:t>c</w:t>
+      </w:r>
+      <w:r>
+        <w:rPr>
+          <w:rFonts w:hint="default"/>
+          <w:b w:val="0"/>
+          <w:bCs w:val="0"/>
+          <w:sz w:val="24"/>
+          <w:szCs w:val="24"/>
+          <w:lang w:eastAsia="zh-CN"/>
+        </w:rPr>
+        <w:t xml:space="preserve"> 表示一次价格修改操作</w:t>
       </w:r>
     </w:p>
     <w:p>
@@ -1143,8 +1255,6 @@
         </w:rPr>
         <w:t>1 1</w:t>
       </w:r>
-      <w:bookmarkStart w:id="6" w:name="_GoBack"/>
-      <w:bookmarkEnd w:id="6"/>
     </w:p>
     <w:p>
       <w:pPr>
@@ -1572,7 +1682,18 @@
           <w:szCs w:val="24"/>
           <w:lang w:eastAsia="zh-CN"/>
         </w:rPr>
-        <w:t>1 &lt;= t &lt;= 1e3;</w:t>
+        <w:t>0</w:t>
+      </w:r>
+      <w:r>
+        <w:rPr>
+          <w:rFonts w:hint="default"/>
+          <w:b w:val="0"/>
+          <w:bCs w:val="0"/>
+          <w:sz w:val="24"/>
+          <w:szCs w:val="24"/>
+          <w:lang w:eastAsia="zh-CN"/>
+        </w:rPr>
+        <w:t xml:space="preserve"> &lt;= t &lt;= 1e3;</w:t>
       </w:r>
     </w:p>
     <w:sectPr>
@@ -1933,7 +2054,7 @@
   <a:themeElements>
     <a:clrScheme name="Office">
       <a:dk1>
-        <a:sysClr val="windowText" lastClr="000000"/>
+        <a:sysClr val="windowText" lastClr="4C4C4C"/>
       </a:dk1>
       <a:lt1>
         <a:sysClr val="window" lastClr="FFFFFF"/>
@@ -2180,6 +2301,7 @@
     </a:fmtScheme>
   </a:themeElements>
   <a:objectDefaults/>
+  <a:extraClrSchemeLst/>
 </a:theme>
 </file>
 
